--- a/courses/4/uifis/dist/reports/UIFIS_practice-15_report-template.docx
+++ b/courses/4/uifis/dist/reports/UIFIS_practice-15_report-template.docx
@@ -77,6 +77,15 @@
       </w:r>
     </w:p>
     <w:p/>
+    <w:p>
+      <w:r>
+        <w:rPr>
+          <w:b/>
+          <w:sz w:val="24"/>
+        </w:rPr>
+        <w:t>Ход работы</w:t>
+      </w:r>
+    </w:p>
     <w:p>
       <w:r>
         <w:rPr>
@@ -1282,7 +1291,7 @@
           <w:b/>
           <w:sz w:val="24"/>
         </w:rPr>
-        <w:t>Скриншоты</w:t>
+        <w:t>Скриншоты выполнения работы</w:t>
       </w:r>
     </w:p>
     <w:p>
@@ -1384,237 +1393,6 @@
           <w:sz w:val="24"/>
         </w:rPr>
         <w:t>________________________________________________________________________</w:t>
-      </w:r>
-    </w:p>
-    <w:p>
-      <w:r>
-        <w:rPr>
-          <w:b w:val="0"/>
-          <w:sz w:val="24"/>
-        </w:rPr>
-        <w:t>________________________________________________________________________</w:t>
-      </w:r>
-    </w:p>
-    <w:p>
-      <w:r>
-        <w:rPr>
-          <w:b w:val="0"/>
-          <w:sz w:val="24"/>
-        </w:rPr>
-        <w:t>________________________________________________________________________</w:t>
-      </w:r>
-    </w:p>
-    <w:p>
-      <w:r>
-        <w:rPr>
-          <w:b w:val="0"/>
-          <w:sz w:val="24"/>
-        </w:rPr>
-        <w:t>________________________________________________________________________</w:t>
-      </w:r>
-    </w:p>
-    <w:p/>
-    <w:p>
-      <w:r>
-        <w:rPr>
-          <w:b/>
-          <w:sz w:val="24"/>
-        </w:rPr>
-        <w:t>Ответы на контрольные вопросы</w:t>
-      </w:r>
-    </w:p>
-    <w:p>
-      <w:r>
-        <w:rPr>
-          <w:b w:val="0"/>
-          <w:sz w:val="24"/>
-        </w:rPr>
-        <w:t>1. Чем логическая модель отличается от физической?</w:t>
-      </w:r>
-    </w:p>
-    <w:p>
-      <w:r>
-        <w:rPr>
-          <w:b w:val="0"/>
-          <w:sz w:val="24"/>
-        </w:rPr>
-        <w:t>________________________________________________________________________</w:t>
-      </w:r>
-    </w:p>
-    <w:p>
-      <w:r>
-        <w:rPr>
-          <w:b w:val="0"/>
-          <w:sz w:val="24"/>
-        </w:rPr>
-        <w:t>________________________________________________________________________</w:t>
-      </w:r>
-    </w:p>
-    <w:p>
-      <w:r>
-        <w:rPr>
-          <w:b w:val="0"/>
-          <w:sz w:val="24"/>
-        </w:rPr>
-        <w:t>________________________________________________________________________</w:t>
-      </w:r>
-    </w:p>
-    <w:p/>
-    <w:p>
-      <w:r>
-        <w:rPr>
-          <w:b w:val="0"/>
-          <w:sz w:val="24"/>
-        </w:rPr>
-        <w:t>2. Что такое третья нормальная форма?</w:t>
-      </w:r>
-    </w:p>
-    <w:p>
-      <w:r>
-        <w:rPr>
-          <w:b w:val="0"/>
-          <w:sz w:val="24"/>
-        </w:rPr>
-        <w:t>________________________________________________________________________</w:t>
-      </w:r>
-    </w:p>
-    <w:p>
-      <w:r>
-        <w:rPr>
-          <w:b w:val="0"/>
-          <w:sz w:val="24"/>
-        </w:rPr>
-        <w:t>________________________________________________________________________</w:t>
-      </w:r>
-    </w:p>
-    <w:p>
-      <w:r>
-        <w:rPr>
-          <w:b w:val="0"/>
-          <w:sz w:val="24"/>
-        </w:rPr>
-        <w:t>________________________________________________________________________</w:t>
-      </w:r>
-    </w:p>
-    <w:p/>
-    <w:p>
-      <w:r>
-        <w:rPr>
-          <w:b w:val="0"/>
-          <w:sz w:val="24"/>
-        </w:rPr>
-        <w:t>3. Зачем нужен внешний ключ?</w:t>
-      </w:r>
-    </w:p>
-    <w:p>
-      <w:r>
-        <w:rPr>
-          <w:b w:val="0"/>
-          <w:sz w:val="24"/>
-        </w:rPr>
-        <w:t>________________________________________________________________________</w:t>
-      </w:r>
-    </w:p>
-    <w:p>
-      <w:r>
-        <w:rPr>
-          <w:b w:val="0"/>
-          <w:sz w:val="24"/>
-        </w:rPr>
-        <w:t>________________________________________________________________________</w:t>
-      </w:r>
-    </w:p>
-    <w:p>
-      <w:r>
-        <w:rPr>
-          <w:b w:val="0"/>
-          <w:sz w:val="24"/>
-        </w:rPr>
-        <w:t>________________________________________________________________________</w:t>
-      </w:r>
-    </w:p>
-    <w:p/>
-    <w:p>
-      <w:r>
-        <w:rPr>
-          <w:b w:val="0"/>
-          <w:sz w:val="24"/>
-        </w:rPr>
-        <w:t>4. Почему импорт выполняют в транзакции?</w:t>
-      </w:r>
-    </w:p>
-    <w:p>
-      <w:r>
-        <w:rPr>
-          <w:b w:val="0"/>
-          <w:sz w:val="24"/>
-        </w:rPr>
-        <w:t>________________________________________________________________________</w:t>
-      </w:r>
-    </w:p>
-    <w:p>
-      <w:r>
-        <w:rPr>
-          <w:b w:val="0"/>
-          <w:sz w:val="24"/>
-        </w:rPr>
-        <w:t>________________________________________________________________________</w:t>
-      </w:r>
-    </w:p>
-    <w:p>
-      <w:r>
-        <w:rPr>
-          <w:b w:val="0"/>
-          <w:sz w:val="24"/>
-        </w:rPr>
-        <w:t>________________________________________________________________________</w:t>
-      </w:r>
-    </w:p>
-    <w:p/>
-    <w:p>
-      <w:r>
-        <w:rPr>
-          <w:b w:val="0"/>
-          <w:sz w:val="24"/>
-        </w:rPr>
-        <w:t>5. Как проверить, что JSON не создал дубликаты?</w:t>
-      </w:r>
-    </w:p>
-    <w:p>
-      <w:r>
-        <w:rPr>
-          <w:b w:val="0"/>
-          <w:sz w:val="24"/>
-        </w:rPr>
-        <w:t>________________________________________________________________________</w:t>
-      </w:r>
-    </w:p>
-    <w:p>
-      <w:r>
-        <w:rPr>
-          <w:b w:val="0"/>
-          <w:sz w:val="24"/>
-        </w:rPr>
-        <w:t>________________________________________________________________________</w:t>
-      </w:r>
-    </w:p>
-    <w:p>
-      <w:r>
-        <w:rPr>
-          <w:b w:val="0"/>
-          <w:sz w:val="24"/>
-        </w:rPr>
-        <w:t>________________________________________________________________________</w:t>
-      </w:r>
-    </w:p>
-    <w:p/>
-    <w:p>
-      <w:r>
-        <w:rPr>
-          <w:b w:val="0"/>
-          <w:sz w:val="24"/>
-        </w:rPr>
-        <w:t>6. Когда денормализация оправдана?</w:t>
       </w:r>
     </w:p>
     <w:p>

--- a/courses/4/uifis/dist/reports/UIFIS_practice-15_report-template.docx
+++ b/courses/4/uifis/dist/reports/UIFIS_practice-15_report-template.docx
@@ -4,10 +4,13 @@
   <w:body>
     <w:p>
       <w:pPr>
+        <w:spacing w:line="360" w:lineRule="auto" w:before="0" w:after="0"/>
+        <w:ind w:firstLine="0"/>
         <w:jc w:val="center"/>
       </w:pPr>
       <w:r>
         <w:rPr>
+          <w:rFonts w:ascii="Times New Roman" w:hAnsi="Times New Roman" w:eastAsia="Times New Roman" w:cs="Times New Roman"/>
           <w:b/>
           <w:sz w:val="28"/>
         </w:rPr>
@@ -16,81 +19,129 @@
     </w:p>
     <w:p>
       <w:pPr>
+        <w:spacing w:line="360" w:lineRule="auto" w:before="0" w:after="0"/>
+        <w:ind w:firstLine="0"/>
         <w:jc w:val="center"/>
       </w:pPr>
       <w:r>
         <w:rPr>
+          <w:rFonts w:ascii="Times New Roman" w:hAnsi="Times New Roman" w:eastAsia="Times New Roman" w:cs="Times New Roman"/>
           <w:b/>
-          <w:sz w:val="26"/>
+          <w:sz w:val="28"/>
         </w:rPr>
         <w:t>Отчёт по практической работе 15</w:t>
       </w:r>
     </w:p>
     <w:p>
       <w:pPr>
+        <w:spacing w:line="360" w:lineRule="auto" w:before="0" w:after="0"/>
+        <w:ind w:firstLine="0"/>
         <w:jc w:val="center"/>
       </w:pPr>
       <w:r>
         <w:rPr>
+          <w:rFonts w:ascii="Times New Roman" w:hAnsi="Times New Roman" w:eastAsia="Times New Roman" w:cs="Times New Roman"/>
           <w:b w:val="0"/>
-          <w:sz w:val="24"/>
+          <w:sz w:val="28"/>
         </w:rPr>
         <w:t>Тема: ER-модель и 3НФ; База данных и импорт JSON</w:t>
       </w:r>
     </w:p>
     <w:p/>
     <w:p>
+      <w:pPr>
+        <w:spacing w:line="360" w:lineRule="auto" w:before="0" w:after="0"/>
+        <w:ind w:firstLine="0"/>
+        <w:jc w:val="left"/>
+      </w:pPr>
       <w:r>
         <w:rPr>
+          <w:rFonts w:ascii="Times New Roman" w:hAnsi="Times New Roman" w:eastAsia="Times New Roman" w:cs="Times New Roman"/>
           <w:b w:val="0"/>
-          <w:sz w:val="24"/>
+          <w:sz w:val="28"/>
         </w:rPr>
         <w:t>ФИО студента: ______________________________________</w:t>
       </w:r>
     </w:p>
     <w:p>
+      <w:pPr>
+        <w:spacing w:line="360" w:lineRule="auto" w:before="0" w:after="0"/>
+        <w:ind w:firstLine="0"/>
+        <w:jc w:val="left"/>
+      </w:pPr>
       <w:r>
         <w:rPr>
+          <w:rFonts w:ascii="Times New Roman" w:hAnsi="Times New Roman" w:eastAsia="Times New Roman" w:cs="Times New Roman"/>
           <w:b w:val="0"/>
-          <w:sz w:val="24"/>
+          <w:sz w:val="28"/>
         </w:rPr>
         <w:t>Группа: ______________________  Дата: _______________</w:t>
       </w:r>
     </w:p>
     <w:p/>
     <w:p>
+      <w:pPr>
+        <w:pStyle w:val="Heading1"/>
+        <w:keepNext/>
+        <w:keepLines/>
+        <w:spacing w:line="240" w:lineRule="auto" w:before="240" w:after="0"/>
+        <w:ind w:firstLine="0" w:left="0"/>
+        <w:jc w:val="both"/>
+      </w:pPr>
       <w:r>
         <w:rPr>
-          <w:b/>
-          <w:sz w:val="24"/>
+          <w:rFonts w:ascii="Times New Roman" w:hAnsi="Times New Roman" w:eastAsia="Times New Roman" w:cs="Times New Roman"/>
+          <w:b w:val="0"/>
+          <w:sz w:val="28"/>
         </w:rPr>
         <w:t>Цель работы</w:t>
       </w:r>
     </w:p>
     <w:p>
+      <w:pPr>
+        <w:spacing w:line="360" w:lineRule="auto" w:before="0" w:after="0"/>
+        <w:ind w:firstLine="709"/>
+        <w:jc w:val="both"/>
+      </w:pPr>
       <w:r>
         <w:rPr>
+          <w:rFonts w:ascii="Times New Roman" w:hAnsi="Times New Roman" w:eastAsia="Times New Roman" w:cs="Times New Roman"/>
           <w:b w:val="0"/>
-          <w:sz w:val="24"/>
+          <w:sz w:val="28"/>
         </w:rPr>
         <w:t>Спроектировать ER-модель заявок на обслуживание, привести её к третьей нормальной форме, создать базу SQLite с ограничениями, импортировать подготовленный JSON и проверить целостность и выборки.</w:t>
       </w:r>
     </w:p>
     <w:p/>
     <w:p>
+      <w:pPr>
+        <w:pStyle w:val="Heading1"/>
+        <w:keepNext/>
+        <w:keepLines/>
+        <w:spacing w:line="240" w:lineRule="auto" w:before="240" w:after="0"/>
+        <w:ind w:firstLine="0" w:left="0"/>
+        <w:jc w:val="both"/>
+      </w:pPr>
       <w:r>
         <w:rPr>
-          <w:b/>
-          <w:sz w:val="24"/>
+          <w:rFonts w:ascii="Times New Roman" w:hAnsi="Times New Roman" w:eastAsia="Times New Roman" w:cs="Times New Roman"/>
+          <w:b w:val="0"/>
+          <w:sz w:val="28"/>
         </w:rPr>
         <w:t>Ход работы</w:t>
       </w:r>
     </w:p>
     <w:p>
+      <w:pPr>
+        <w:spacing w:line="360" w:lineRule="auto" w:before="0" w:after="0"/>
+        <w:ind w:firstLine="709"/>
+        <w:jc w:val="both"/>
+      </w:pPr>
       <w:r>
         <w:rPr>
+          <w:rFonts w:ascii="Times New Roman" w:hAnsi="Times New Roman" w:eastAsia="Times New Roman" w:cs="Times New Roman"/>
           <w:b/>
-          <w:sz w:val="24"/>
+          <w:sz w:val="28"/>
         </w:rPr>
         <w:t>Сущности и связи</w:t>
       </w:r>
@@ -99,6 +150,7 @@
       <w:tblPr>
         <w:tblStyle w:val="TableGrid"/>
         <w:tblW w:type="auto" w:w="0"/>
+        <w:tblLayout w:type="autofit"/>
         <w:tblLook w:firstColumn="1" w:firstRow="1" w:lastColumn="0" w:lastRow="0" w:noHBand="0" w:noVBand="1" w:val="04A0"/>
       </w:tblPr>
       <w:tblGrid>
@@ -113,9 +165,16 @@
             <w:tcW w:type="dxa" w:w="2160"/>
           </w:tcPr>
           <w:p>
+            <w:pPr>
+              <w:spacing w:line="360" w:lineRule="auto" w:before="0" w:after="0"/>
+              <w:ind w:firstLine="0"/>
+              <w:jc w:val="center"/>
+            </w:pPr>
             <w:r>
               <w:rPr>
-                <w:sz w:val="18"/>
+                <w:rFonts w:ascii="Times New Roman" w:hAnsi="Times New Roman" w:eastAsia="Times New Roman" w:cs="Times New Roman"/>
+                <w:b/>
+                <w:sz w:val="22"/>
               </w:rPr>
               <w:t>Сущность</w:t>
             </w:r>
@@ -126,9 +185,16 @@
             <w:tcW w:type="dxa" w:w="2160"/>
           </w:tcPr>
           <w:p>
+            <w:pPr>
+              <w:spacing w:line="360" w:lineRule="auto" w:before="0" w:after="0"/>
+              <w:ind w:firstLine="0"/>
+              <w:jc w:val="center"/>
+            </w:pPr>
             <w:r>
               <w:rPr>
-                <w:sz w:val="18"/>
+                <w:rFonts w:ascii="Times New Roman" w:hAnsi="Times New Roman" w:eastAsia="Times New Roman" w:cs="Times New Roman"/>
+                <w:b/>
+                <w:sz w:val="22"/>
               </w:rPr>
               <w:t>Ключ</w:t>
             </w:r>
@@ -139,9 +205,16 @@
             <w:tcW w:type="dxa" w:w="2160"/>
           </w:tcPr>
           <w:p>
+            <w:pPr>
+              <w:spacing w:line="360" w:lineRule="auto" w:before="0" w:after="0"/>
+              <w:ind w:firstLine="0"/>
+              <w:jc w:val="center"/>
+            </w:pPr>
             <w:r>
               <w:rPr>
-                <w:sz w:val="18"/>
+                <w:rFonts w:ascii="Times New Roman" w:hAnsi="Times New Roman" w:eastAsia="Times New Roman" w:cs="Times New Roman"/>
+                <w:b/>
+                <w:sz w:val="22"/>
               </w:rPr>
               <w:t>Поля</w:t>
             </w:r>
@@ -152,9 +225,16 @@
             <w:tcW w:type="dxa" w:w="2160"/>
           </w:tcPr>
           <w:p>
+            <w:pPr>
+              <w:spacing w:line="360" w:lineRule="auto" w:before="0" w:after="0"/>
+              <w:ind w:firstLine="0"/>
+              <w:jc w:val="center"/>
+            </w:pPr>
             <w:r>
               <w:rPr>
-                <w:sz w:val="18"/>
+                <w:rFonts w:ascii="Times New Roman" w:hAnsi="Times New Roman" w:eastAsia="Times New Roman" w:cs="Times New Roman"/>
+                <w:b/>
+                <w:sz w:val="22"/>
               </w:rPr>
               <w:t>Связи</w:t>
             </w:r>
@@ -167,9 +247,16 @@
             <w:tcW w:type="dxa" w:w="2160"/>
           </w:tcPr>
           <w:p>
+            <w:pPr>
+              <w:spacing w:line="360" w:lineRule="auto" w:before="0" w:after="0"/>
+              <w:ind w:firstLine="0"/>
+              <w:jc w:val="both"/>
+            </w:pPr>
             <w:r>
               <w:rPr>
-                <w:sz w:val="18"/>
+                <w:rFonts w:ascii="Times New Roman" w:hAnsi="Times New Roman" w:eastAsia="Times New Roman" w:cs="Times New Roman"/>
+                <w:b w:val="0"/>
+                <w:sz w:val="22"/>
               </w:rPr>
               <w:t>Клиент</w:t>
             </w:r>
@@ -180,9 +267,16 @@
             <w:tcW w:type="dxa" w:w="2160"/>
           </w:tcPr>
           <w:p>
+            <w:pPr>
+              <w:spacing w:line="360" w:lineRule="auto" w:before="0" w:after="0"/>
+              <w:ind w:firstLine="0"/>
+              <w:jc w:val="both"/>
+            </w:pPr>
             <w:r>
               <w:rPr>
-                <w:sz w:val="18"/>
+                <w:rFonts w:ascii="Times New Roman" w:hAnsi="Times New Roman" w:eastAsia="Times New Roman" w:cs="Times New Roman"/>
+                <w:b w:val="0"/>
+                <w:sz w:val="22"/>
               </w:rPr>
               <w:t>client_id</w:t>
             </w:r>
@@ -193,9 +287,16 @@
             <w:tcW w:type="dxa" w:w="2160"/>
           </w:tcPr>
           <w:p>
+            <w:pPr>
+              <w:spacing w:line="360" w:lineRule="auto" w:before="0" w:after="0"/>
+              <w:ind w:firstLine="0"/>
+              <w:jc w:val="both"/>
+            </w:pPr>
             <w:r>
               <w:rPr>
-                <w:sz w:val="18"/>
+                <w:rFonts w:ascii="Times New Roman" w:hAnsi="Times New Roman" w:eastAsia="Times New Roman" w:cs="Times New Roman"/>
+                <w:b w:val="0"/>
+                <w:sz w:val="22"/>
               </w:rPr>
               <w:t>name, email, phone</w:t>
             </w:r>
@@ -206,9 +307,16 @@
             <w:tcW w:type="dxa" w:w="2160"/>
           </w:tcPr>
           <w:p>
+            <w:pPr>
+              <w:spacing w:line="360" w:lineRule="auto" w:before="0" w:after="0"/>
+              <w:ind w:firstLine="0"/>
+              <w:jc w:val="both"/>
+            </w:pPr>
             <w:r>
               <w:rPr>
-                <w:sz w:val="18"/>
+                <w:rFonts w:ascii="Times New Roman" w:hAnsi="Times New Roman" w:eastAsia="Times New Roman" w:cs="Times New Roman"/>
+                <w:b w:val="0"/>
+                <w:sz w:val="22"/>
               </w:rPr>
               <w:t>один ко многим с заявкой</w:t>
             </w:r>
@@ -221,9 +329,16 @@
             <w:tcW w:type="dxa" w:w="2160"/>
           </w:tcPr>
           <w:p>
+            <w:pPr>
+              <w:spacing w:line="360" w:lineRule="auto" w:before="0" w:after="0"/>
+              <w:ind w:firstLine="0"/>
+              <w:jc w:val="both"/>
+            </w:pPr>
             <w:r>
               <w:rPr>
-                <w:sz w:val="18"/>
+                <w:rFonts w:ascii="Times New Roman" w:hAnsi="Times New Roman" w:eastAsia="Times New Roman" w:cs="Times New Roman"/>
+                <w:b w:val="0"/>
+                <w:sz w:val="22"/>
               </w:rPr>
               <w:t>Оборудование</w:t>
             </w:r>
@@ -234,9 +349,16 @@
             <w:tcW w:type="dxa" w:w="2160"/>
           </w:tcPr>
           <w:p>
+            <w:pPr>
+              <w:spacing w:line="360" w:lineRule="auto" w:before="0" w:after="0"/>
+              <w:ind w:firstLine="0"/>
+              <w:jc w:val="both"/>
+            </w:pPr>
             <w:r>
               <w:rPr>
-                <w:sz w:val="18"/>
+                <w:rFonts w:ascii="Times New Roman" w:hAnsi="Times New Roman" w:eastAsia="Times New Roman" w:cs="Times New Roman"/>
+                <w:b w:val="0"/>
+                <w:sz w:val="22"/>
               </w:rPr>
               <w:t>equipment_id</w:t>
             </w:r>
@@ -247,9 +369,16 @@
             <w:tcW w:type="dxa" w:w="2160"/>
           </w:tcPr>
           <w:p>
+            <w:pPr>
+              <w:spacing w:line="360" w:lineRule="auto" w:before="0" w:after="0"/>
+              <w:ind w:firstLine="0"/>
+              <w:jc w:val="both"/>
+            </w:pPr>
             <w:r>
               <w:rPr>
-                <w:sz w:val="18"/>
+                <w:rFonts w:ascii="Times New Roman" w:hAnsi="Times New Roman" w:eastAsia="Times New Roman" w:cs="Times New Roman"/>
+                <w:b w:val="0"/>
+                <w:sz w:val="22"/>
               </w:rPr>
               <w:t>client_id, model, serial_no</w:t>
             </w:r>
@@ -260,9 +389,16 @@
             <w:tcW w:type="dxa" w:w="2160"/>
           </w:tcPr>
           <w:p>
+            <w:pPr>
+              <w:spacing w:line="360" w:lineRule="auto" w:before="0" w:after="0"/>
+              <w:ind w:firstLine="0"/>
+              <w:jc w:val="both"/>
+            </w:pPr>
             <w:r>
               <w:rPr>
-                <w:sz w:val="18"/>
+                <w:rFonts w:ascii="Times New Roman" w:hAnsi="Times New Roman" w:eastAsia="Times New Roman" w:cs="Times New Roman"/>
+                <w:b w:val="0"/>
+                <w:sz w:val="22"/>
               </w:rPr>
               <w:t>многие к клиенту</w:t>
             </w:r>
@@ -275,9 +411,16 @@
             <w:tcW w:type="dxa" w:w="2160"/>
           </w:tcPr>
           <w:p>
+            <w:pPr>
+              <w:spacing w:line="360" w:lineRule="auto" w:before="0" w:after="0"/>
+              <w:ind w:firstLine="0"/>
+              <w:jc w:val="both"/>
+            </w:pPr>
             <w:r>
               <w:rPr>
-                <w:sz w:val="18"/>
+                <w:rFonts w:ascii="Times New Roman" w:hAnsi="Times New Roman" w:eastAsia="Times New Roman" w:cs="Times New Roman"/>
+                <w:b w:val="0"/>
+                <w:sz w:val="22"/>
               </w:rPr>
               <w:t>Заявка</w:t>
             </w:r>
@@ -288,9 +431,16 @@
             <w:tcW w:type="dxa" w:w="2160"/>
           </w:tcPr>
           <w:p>
+            <w:pPr>
+              <w:spacing w:line="360" w:lineRule="auto" w:before="0" w:after="0"/>
+              <w:ind w:firstLine="0"/>
+              <w:jc w:val="both"/>
+            </w:pPr>
             <w:r>
               <w:rPr>
-                <w:sz w:val="18"/>
+                <w:rFonts w:ascii="Times New Roman" w:hAnsi="Times New Roman" w:eastAsia="Times New Roman" w:cs="Times New Roman"/>
+                <w:b w:val="0"/>
+                <w:sz w:val="22"/>
               </w:rPr>
               <w:t>request_id</w:t>
             </w:r>
@@ -301,9 +451,16 @@
             <w:tcW w:type="dxa" w:w="2160"/>
           </w:tcPr>
           <w:p>
+            <w:pPr>
+              <w:spacing w:line="360" w:lineRule="auto" w:before="0" w:after="0"/>
+              <w:ind w:firstLine="0"/>
+              <w:jc w:val="both"/>
+            </w:pPr>
             <w:r>
               <w:rPr>
-                <w:sz w:val="18"/>
+                <w:rFonts w:ascii="Times New Roman" w:hAnsi="Times New Roman" w:eastAsia="Times New Roman" w:cs="Times New Roman"/>
+                <w:b w:val="0"/>
+                <w:sz w:val="22"/>
               </w:rPr>
               <w:t>equipment_id, created_at, status, priority</w:t>
             </w:r>
@@ -314,9 +471,16 @@
             <w:tcW w:type="dxa" w:w="2160"/>
           </w:tcPr>
           <w:p>
+            <w:pPr>
+              <w:spacing w:line="360" w:lineRule="auto" w:before="0" w:after="0"/>
+              <w:ind w:firstLine="0"/>
+              <w:jc w:val="both"/>
+            </w:pPr>
             <w:r>
               <w:rPr>
-                <w:sz w:val="18"/>
+                <w:rFonts w:ascii="Times New Roman" w:hAnsi="Times New Roman" w:eastAsia="Times New Roman" w:cs="Times New Roman"/>
+                <w:b w:val="0"/>
+                <w:sz w:val="22"/>
               </w:rPr>
               <w:t>многие к оборудованию</w:t>
             </w:r>
@@ -329,9 +493,16 @@
             <w:tcW w:type="dxa" w:w="2160"/>
           </w:tcPr>
           <w:p>
+            <w:pPr>
+              <w:spacing w:line="360" w:lineRule="auto" w:before="0" w:after="0"/>
+              <w:ind w:firstLine="0"/>
+              <w:jc w:val="both"/>
+            </w:pPr>
             <w:r>
               <w:rPr>
-                <w:sz w:val="18"/>
+                <w:rFonts w:ascii="Times New Roman" w:hAnsi="Times New Roman" w:eastAsia="Times New Roman" w:cs="Times New Roman"/>
+                <w:b w:val="0"/>
+                <w:sz w:val="22"/>
               </w:rPr>
               <w:t>Работа</w:t>
             </w:r>
@@ -342,9 +513,16 @@
             <w:tcW w:type="dxa" w:w="2160"/>
           </w:tcPr>
           <w:p>
+            <w:pPr>
+              <w:spacing w:line="360" w:lineRule="auto" w:before="0" w:after="0"/>
+              <w:ind w:firstLine="0"/>
+              <w:jc w:val="both"/>
+            </w:pPr>
             <w:r>
               <w:rPr>
-                <w:sz w:val="18"/>
+                <w:rFonts w:ascii="Times New Roman" w:hAnsi="Times New Roman" w:eastAsia="Times New Roman" w:cs="Times New Roman"/>
+                <w:b w:val="0"/>
+                <w:sz w:val="22"/>
               </w:rPr>
               <w:t>work_id</w:t>
             </w:r>
@@ -355,9 +533,16 @@
             <w:tcW w:type="dxa" w:w="2160"/>
           </w:tcPr>
           <w:p>
+            <w:pPr>
+              <w:spacing w:line="360" w:lineRule="auto" w:before="0" w:after="0"/>
+              <w:ind w:firstLine="0"/>
+              <w:jc w:val="both"/>
+            </w:pPr>
             <w:r>
               <w:rPr>
-                <w:sz w:val="18"/>
+                <w:rFonts w:ascii="Times New Roman" w:hAnsi="Times New Roman" w:eastAsia="Times New Roman" w:cs="Times New Roman"/>
+                <w:b w:val="0"/>
+                <w:sz w:val="22"/>
               </w:rPr>
               <w:t>request_id, description, hours, cost</w:t>
             </w:r>
@@ -368,9 +553,16 @@
             <w:tcW w:type="dxa" w:w="2160"/>
           </w:tcPr>
           <w:p>
+            <w:pPr>
+              <w:spacing w:line="360" w:lineRule="auto" w:before="0" w:after="0"/>
+              <w:ind w:firstLine="0"/>
+              <w:jc w:val="both"/>
+            </w:pPr>
             <w:r>
               <w:rPr>
-                <w:sz w:val="18"/>
+                <w:rFonts w:ascii="Times New Roman" w:hAnsi="Times New Roman" w:eastAsia="Times New Roman" w:cs="Times New Roman"/>
+                <w:b w:val="0"/>
+                <w:sz w:val="22"/>
               </w:rPr>
               <w:t>многие к заявке</w:t>
             </w:r>
@@ -383,9 +575,16 @@
             <w:tcW w:type="dxa" w:w="2160"/>
           </w:tcPr>
           <w:p>
+            <w:pPr>
+              <w:spacing w:line="360" w:lineRule="auto" w:before="0" w:after="0"/>
+              <w:ind w:firstLine="0"/>
+              <w:jc w:val="both"/>
+            </w:pPr>
             <w:r>
               <w:rPr>
-                <w:sz w:val="18"/>
+                <w:rFonts w:ascii="Times New Roman" w:hAnsi="Times New Roman" w:eastAsia="Times New Roman" w:cs="Times New Roman"/>
+                <w:b w:val="0"/>
+                <w:sz w:val="22"/>
               </w:rPr>
               <w:t>Запчасть</w:t>
             </w:r>
@@ -396,9 +595,16 @@
             <w:tcW w:type="dxa" w:w="2160"/>
           </w:tcPr>
           <w:p>
+            <w:pPr>
+              <w:spacing w:line="360" w:lineRule="auto" w:before="0" w:after="0"/>
+              <w:ind w:firstLine="0"/>
+              <w:jc w:val="both"/>
+            </w:pPr>
             <w:r>
               <w:rPr>
-                <w:sz w:val="18"/>
+                <w:rFonts w:ascii="Times New Roman" w:hAnsi="Times New Roman" w:eastAsia="Times New Roman" w:cs="Times New Roman"/>
+                <w:b w:val="0"/>
+                <w:sz w:val="22"/>
               </w:rPr>
               <w:t>part_id</w:t>
             </w:r>
@@ -409,9 +615,16 @@
             <w:tcW w:type="dxa" w:w="2160"/>
           </w:tcPr>
           <w:p>
+            <w:pPr>
+              <w:spacing w:line="360" w:lineRule="auto" w:before="0" w:after="0"/>
+              <w:ind w:firstLine="0"/>
+              <w:jc w:val="both"/>
+            </w:pPr>
             <w:r>
               <w:rPr>
-                <w:sz w:val="18"/>
+                <w:rFonts w:ascii="Times New Roman" w:hAnsi="Times New Roman" w:eastAsia="Times New Roman" w:cs="Times New Roman"/>
+                <w:b w:val="0"/>
+                <w:sz w:val="22"/>
               </w:rPr>
               <w:t>name, price, stock</w:t>
             </w:r>
@@ -422,9 +635,16 @@
             <w:tcW w:type="dxa" w:w="2160"/>
           </w:tcPr>
           <w:p>
+            <w:pPr>
+              <w:spacing w:line="360" w:lineRule="auto" w:before="0" w:after="0"/>
+              <w:ind w:firstLine="0"/>
+              <w:jc w:val="both"/>
+            </w:pPr>
             <w:r>
               <w:rPr>
-                <w:sz w:val="18"/>
+                <w:rFonts w:ascii="Times New Roman" w:hAnsi="Times New Roman" w:eastAsia="Times New Roman" w:cs="Times New Roman"/>
+                <w:b w:val="0"/>
+                <w:sz w:val="22"/>
               </w:rPr>
               <w:t>многие ко многим через расход</w:t>
             </w:r>
@@ -437,9 +657,16 @@
             <w:tcW w:type="dxa" w:w="2160"/>
           </w:tcPr>
           <w:p>
+            <w:pPr>
+              <w:spacing w:line="360" w:lineRule="auto" w:before="0" w:after="0"/>
+              <w:ind w:firstLine="0"/>
+              <w:jc w:val="both"/>
+            </w:pPr>
             <w:r>
               <w:rPr>
-                <w:sz w:val="18"/>
+                <w:rFonts w:ascii="Times New Roman" w:hAnsi="Times New Roman" w:eastAsia="Times New Roman" w:cs="Times New Roman"/>
+                <w:b w:val="0"/>
+                <w:sz w:val="22"/>
               </w:rPr>
               <w:t>Расход</w:t>
             </w:r>
@@ -450,9 +677,16 @@
             <w:tcW w:type="dxa" w:w="2160"/>
           </w:tcPr>
           <w:p>
+            <w:pPr>
+              <w:spacing w:line="360" w:lineRule="auto" w:before="0" w:after="0"/>
+              <w:ind w:firstLine="0"/>
+              <w:jc w:val="both"/>
+            </w:pPr>
             <w:r>
               <w:rPr>
-                <w:sz w:val="18"/>
+                <w:rFonts w:ascii="Times New Roman" w:hAnsi="Times New Roman" w:eastAsia="Times New Roman" w:cs="Times New Roman"/>
+                <w:b w:val="0"/>
+                <w:sz w:val="22"/>
               </w:rPr>
               <w:t>usage_id</w:t>
             </w:r>
@@ -463,9 +697,16 @@
             <w:tcW w:type="dxa" w:w="2160"/>
           </w:tcPr>
           <w:p>
+            <w:pPr>
+              <w:spacing w:line="360" w:lineRule="auto" w:before="0" w:after="0"/>
+              <w:ind w:firstLine="0"/>
+              <w:jc w:val="both"/>
+            </w:pPr>
             <w:r>
               <w:rPr>
-                <w:sz w:val="18"/>
+                <w:rFonts w:ascii="Times New Roman" w:hAnsi="Times New Roman" w:eastAsia="Times New Roman" w:cs="Times New Roman"/>
+                <w:b w:val="0"/>
+                <w:sz w:val="22"/>
               </w:rPr>
               <w:t>work_id, part_id, qty</w:t>
             </w:r>
@@ -476,9 +717,16 @@
             <w:tcW w:type="dxa" w:w="2160"/>
           </w:tcPr>
           <w:p>
+            <w:pPr>
+              <w:spacing w:line="360" w:lineRule="auto" w:before="0" w:after="0"/>
+              <w:ind w:firstLine="0"/>
+              <w:jc w:val="both"/>
+            </w:pPr>
             <w:r>
               <w:rPr>
-                <w:sz w:val="18"/>
+                <w:rFonts w:ascii="Times New Roman" w:hAnsi="Times New Roman" w:eastAsia="Times New Roman" w:cs="Times New Roman"/>
+                <w:b w:val="0"/>
+                <w:sz w:val="22"/>
               </w:rPr>
               <w:t>многие к работе и запчасти</w:t>
             </w:r>
@@ -488,10 +736,16 @@
     </w:tbl>
     <w:p/>
     <w:p>
+      <w:pPr>
+        <w:spacing w:line="360" w:lineRule="auto" w:before="0" w:after="0"/>
+        <w:ind w:firstLine="709"/>
+        <w:jc w:val="both"/>
+      </w:pPr>
       <w:r>
         <w:rPr>
+          <w:rFonts w:ascii="Times New Roman" w:hAnsi="Times New Roman" w:eastAsia="Times New Roman" w:cs="Times New Roman"/>
           <w:b/>
-          <w:sz w:val="24"/>
+          <w:sz w:val="28"/>
         </w:rPr>
         <w:t>Нормализация</w:t>
       </w:r>
@@ -500,6 +754,7 @@
       <w:tblPr>
         <w:tblStyle w:val="TableGrid"/>
         <w:tblW w:type="auto" w:w="0"/>
+        <w:tblLayout w:type="autofit"/>
         <w:tblLook w:firstColumn="1" w:firstRow="1" w:lastColumn="0" w:lastRow="0" w:noHBand="0" w:noVBand="1" w:val="04A0"/>
       </w:tblPr>
       <w:tblGrid>
@@ -513,9 +768,16 @@
             <w:tcW w:type="dxa" w:w="2880"/>
           </w:tcPr>
           <w:p>
+            <w:pPr>
+              <w:spacing w:line="360" w:lineRule="auto" w:before="0" w:after="0"/>
+              <w:ind w:firstLine="0"/>
+              <w:jc w:val="center"/>
+            </w:pPr>
             <w:r>
               <w:rPr>
-                <w:sz w:val="18"/>
+                <w:rFonts w:ascii="Times New Roman" w:hAnsi="Times New Roman" w:eastAsia="Times New Roman" w:cs="Times New Roman"/>
+                <w:b/>
+                <w:sz w:val="22"/>
               </w:rPr>
               <w:t>Форма</w:t>
             </w:r>
@@ -526,9 +788,16 @@
             <w:tcW w:type="dxa" w:w="2880"/>
           </w:tcPr>
           <w:p>
+            <w:pPr>
+              <w:spacing w:line="360" w:lineRule="auto" w:before="0" w:after="0"/>
+              <w:ind w:firstLine="0"/>
+              <w:jc w:val="center"/>
+            </w:pPr>
             <w:r>
               <w:rPr>
-                <w:sz w:val="18"/>
+                <w:rFonts w:ascii="Times New Roman" w:hAnsi="Times New Roman" w:eastAsia="Times New Roman" w:cs="Times New Roman"/>
+                <w:b/>
+                <w:sz w:val="22"/>
               </w:rPr>
               <w:t>Проверка</w:t>
             </w:r>
@@ -539,9 +808,16 @@
             <w:tcW w:type="dxa" w:w="2880"/>
           </w:tcPr>
           <w:p>
+            <w:pPr>
+              <w:spacing w:line="360" w:lineRule="auto" w:before="0" w:after="0"/>
+              <w:ind w:firstLine="0"/>
+              <w:jc w:val="center"/>
+            </w:pPr>
             <w:r>
               <w:rPr>
-                <w:sz w:val="18"/>
+                <w:rFonts w:ascii="Times New Roman" w:hAnsi="Times New Roman" w:eastAsia="Times New Roman" w:cs="Times New Roman"/>
+                <w:b/>
+                <w:sz w:val="22"/>
               </w:rPr>
               <w:t>Что исправить</w:t>
             </w:r>
@@ -554,9 +830,16 @@
             <w:tcW w:type="dxa" w:w="2880"/>
           </w:tcPr>
           <w:p>
+            <w:pPr>
+              <w:spacing w:line="360" w:lineRule="auto" w:before="0" w:after="0"/>
+              <w:ind w:firstLine="0"/>
+              <w:jc w:val="both"/>
+            </w:pPr>
             <w:r>
               <w:rPr>
-                <w:sz w:val="18"/>
+                <w:rFonts w:ascii="Times New Roman" w:hAnsi="Times New Roman" w:eastAsia="Times New Roman" w:cs="Times New Roman"/>
+                <w:b w:val="0"/>
+                <w:sz w:val="22"/>
               </w:rPr>
               <w:t>1НФ</w:t>
             </w:r>
@@ -567,9 +850,16 @@
             <w:tcW w:type="dxa" w:w="2880"/>
           </w:tcPr>
           <w:p>
+            <w:pPr>
+              <w:spacing w:line="360" w:lineRule="auto" w:before="0" w:after="0"/>
+              <w:ind w:firstLine="0"/>
+              <w:jc w:val="both"/>
+            </w:pPr>
             <w:r>
               <w:rPr>
-                <w:sz w:val="18"/>
+                <w:rFonts w:ascii="Times New Roman" w:hAnsi="Times New Roman" w:eastAsia="Times New Roman" w:cs="Times New Roman"/>
+                <w:b w:val="0"/>
+                <w:sz w:val="22"/>
               </w:rPr>
               <w:t>нет списков и повторяющихся групп</w:t>
             </w:r>
@@ -580,9 +870,16 @@
             <w:tcW w:type="dxa" w:w="2880"/>
           </w:tcPr>
           <w:p>
+            <w:pPr>
+              <w:spacing w:line="360" w:lineRule="auto" w:before="0" w:after="0"/>
+              <w:ind w:firstLine="0"/>
+              <w:jc w:val="both"/>
+            </w:pPr>
             <w:r>
               <w:rPr>
-                <w:sz w:val="18"/>
+                <w:rFonts w:ascii="Times New Roman" w:hAnsi="Times New Roman" w:eastAsia="Times New Roman" w:cs="Times New Roman"/>
+                <w:b w:val="0"/>
+                <w:sz w:val="22"/>
               </w:rPr>
               <w:t>вынести запчасти в отдельную таблицу</w:t>
             </w:r>
@@ -595,9 +892,16 @@
             <w:tcW w:type="dxa" w:w="2880"/>
           </w:tcPr>
           <w:p>
+            <w:pPr>
+              <w:spacing w:line="360" w:lineRule="auto" w:before="0" w:after="0"/>
+              <w:ind w:firstLine="0"/>
+              <w:jc w:val="both"/>
+            </w:pPr>
             <w:r>
               <w:rPr>
-                <w:sz w:val="18"/>
+                <w:rFonts w:ascii="Times New Roman" w:hAnsi="Times New Roman" w:eastAsia="Times New Roman" w:cs="Times New Roman"/>
+                <w:b w:val="0"/>
+                <w:sz w:val="22"/>
               </w:rPr>
               <w:t>2НФ</w:t>
             </w:r>
@@ -608,9 +912,16 @@
             <w:tcW w:type="dxa" w:w="2880"/>
           </w:tcPr>
           <w:p>
+            <w:pPr>
+              <w:spacing w:line="360" w:lineRule="auto" w:before="0" w:after="0"/>
+              <w:ind w:firstLine="0"/>
+              <w:jc w:val="both"/>
+            </w:pPr>
             <w:r>
               <w:rPr>
-                <w:sz w:val="18"/>
+                <w:rFonts w:ascii="Times New Roman" w:hAnsi="Times New Roman" w:eastAsia="Times New Roman" w:cs="Times New Roman"/>
+                <w:b w:val="0"/>
+                <w:sz w:val="22"/>
               </w:rPr>
               <w:t>неключевые поля зависят от всего ключа</w:t>
             </w:r>
@@ -621,9 +932,16 @@
             <w:tcW w:type="dxa" w:w="2880"/>
           </w:tcPr>
           <w:p>
+            <w:pPr>
+              <w:spacing w:line="360" w:lineRule="auto" w:before="0" w:after="0"/>
+              <w:ind w:firstLine="0"/>
+              <w:jc w:val="both"/>
+            </w:pPr>
             <w:r>
               <w:rPr>
-                <w:sz w:val="18"/>
+                <w:rFonts w:ascii="Times New Roman" w:hAnsi="Times New Roman" w:eastAsia="Times New Roman" w:cs="Times New Roman"/>
+                <w:b w:val="0"/>
+                <w:sz w:val="22"/>
               </w:rPr>
               <w:t>разделить работу и расход</w:t>
             </w:r>
@@ -636,9 +954,16 @@
             <w:tcW w:type="dxa" w:w="2880"/>
           </w:tcPr>
           <w:p>
+            <w:pPr>
+              <w:spacing w:line="360" w:lineRule="auto" w:before="0" w:after="0"/>
+              <w:ind w:firstLine="0"/>
+              <w:jc w:val="both"/>
+            </w:pPr>
             <w:r>
               <w:rPr>
-                <w:sz w:val="18"/>
+                <w:rFonts w:ascii="Times New Roman" w:hAnsi="Times New Roman" w:eastAsia="Times New Roman" w:cs="Times New Roman"/>
+                <w:b w:val="0"/>
+                <w:sz w:val="22"/>
               </w:rPr>
               <w:t>3НФ</w:t>
             </w:r>
@@ -649,9 +974,16 @@
             <w:tcW w:type="dxa" w:w="2880"/>
           </w:tcPr>
           <w:p>
+            <w:pPr>
+              <w:spacing w:line="360" w:lineRule="auto" w:before="0" w:after="0"/>
+              <w:ind w:firstLine="0"/>
+              <w:jc w:val="both"/>
+            </w:pPr>
             <w:r>
               <w:rPr>
-                <w:sz w:val="18"/>
+                <w:rFonts w:ascii="Times New Roman" w:hAnsi="Times New Roman" w:eastAsia="Times New Roman" w:cs="Times New Roman"/>
+                <w:b w:val="0"/>
+                <w:sz w:val="22"/>
               </w:rPr>
               <w:t>нет зависимости неключевого от неключевого</w:t>
             </w:r>
@@ -662,9 +994,16 @@
             <w:tcW w:type="dxa" w:w="2880"/>
           </w:tcPr>
           <w:p>
+            <w:pPr>
+              <w:spacing w:line="360" w:lineRule="auto" w:before="0" w:after="0"/>
+              <w:ind w:firstLine="0"/>
+              <w:jc w:val="both"/>
+            </w:pPr>
             <w:r>
               <w:rPr>
-                <w:sz w:val="18"/>
+                <w:rFonts w:ascii="Times New Roman" w:hAnsi="Times New Roman" w:eastAsia="Times New Roman" w:cs="Times New Roman"/>
+                <w:b w:val="0"/>
+                <w:sz w:val="22"/>
               </w:rPr>
               <w:t>вынести клиента и оборудование</w:t>
             </w:r>
@@ -674,10 +1013,16 @@
     </w:tbl>
     <w:p/>
     <w:p>
+      <w:pPr>
+        <w:spacing w:line="360" w:lineRule="auto" w:before="0" w:after="0"/>
+        <w:ind w:firstLine="709"/>
+        <w:jc w:val="both"/>
+      </w:pPr>
       <w:r>
         <w:rPr>
+          <w:rFonts w:ascii="Times New Roman" w:hAnsi="Times New Roman" w:eastAsia="Times New Roman" w:cs="Times New Roman"/>
           <w:b/>
-          <w:sz w:val="24"/>
+          <w:sz w:val="28"/>
         </w:rPr>
         <w:t>Импорт JSON</w:t>
       </w:r>
@@ -686,6 +1031,7 @@
       <w:tblPr>
         <w:tblStyle w:val="TableGrid"/>
         <w:tblW w:type="auto" w:w="0"/>
+        <w:tblLayout w:type="autofit"/>
         <w:tblLook w:firstColumn="1" w:firstRow="1" w:lastColumn="0" w:lastRow="0" w:noHBand="0" w:noVBand="1" w:val="04A0"/>
       </w:tblPr>
       <w:tblGrid>
@@ -699,9 +1045,16 @@
             <w:tcW w:type="dxa" w:w="2880"/>
           </w:tcPr>
           <w:p>
+            <w:pPr>
+              <w:spacing w:line="360" w:lineRule="auto" w:before="0" w:after="0"/>
+              <w:ind w:firstLine="0"/>
+              <w:jc w:val="center"/>
+            </w:pPr>
             <w:r>
               <w:rPr>
-                <w:sz w:val="18"/>
+                <w:rFonts w:ascii="Times New Roman" w:hAnsi="Times New Roman" w:eastAsia="Times New Roman" w:cs="Times New Roman"/>
+                <w:b/>
+                <w:sz w:val="22"/>
               </w:rPr>
               <w:t>Показатель</w:t>
             </w:r>
@@ -712,9 +1065,16 @@
             <w:tcW w:type="dxa" w:w="2880"/>
           </w:tcPr>
           <w:p>
+            <w:pPr>
+              <w:spacing w:line="360" w:lineRule="auto" w:before="0" w:after="0"/>
+              <w:ind w:firstLine="0"/>
+              <w:jc w:val="center"/>
+            </w:pPr>
             <w:r>
               <w:rPr>
-                <w:sz w:val="18"/>
+                <w:rFonts w:ascii="Times New Roman" w:hAnsi="Times New Roman" w:eastAsia="Times New Roman" w:cs="Times New Roman"/>
+                <w:b/>
+                <w:sz w:val="22"/>
               </w:rPr>
               <w:t>Ожидание</w:t>
             </w:r>
@@ -725,9 +1085,16 @@
             <w:tcW w:type="dxa" w:w="2880"/>
           </w:tcPr>
           <w:p>
+            <w:pPr>
+              <w:spacing w:line="360" w:lineRule="auto" w:before="0" w:after="0"/>
+              <w:ind w:firstLine="0"/>
+              <w:jc w:val="center"/>
+            </w:pPr>
             <w:r>
               <w:rPr>
-                <w:sz w:val="18"/>
+                <w:rFonts w:ascii="Times New Roman" w:hAnsi="Times New Roman" w:eastAsia="Times New Roman" w:cs="Times New Roman"/>
+                <w:b/>
+                <w:sz w:val="22"/>
               </w:rPr>
               <w:t>Факт</w:t>
             </w:r>
@@ -740,9 +1107,16 @@
             <w:tcW w:type="dxa" w:w="2880"/>
           </w:tcPr>
           <w:p>
+            <w:pPr>
+              <w:spacing w:line="360" w:lineRule="auto" w:before="0" w:after="0"/>
+              <w:ind w:firstLine="0"/>
+              <w:jc w:val="both"/>
+            </w:pPr>
             <w:r>
               <w:rPr>
-                <w:sz w:val="18"/>
+                <w:rFonts w:ascii="Times New Roman" w:hAnsi="Times New Roman" w:eastAsia="Times New Roman" w:cs="Times New Roman"/>
+                <w:b w:val="0"/>
+                <w:sz w:val="22"/>
               </w:rPr>
               <w:t>Строк в файле</w:t>
             </w:r>
@@ -753,9 +1127,16 @@
             <w:tcW w:type="dxa" w:w="2880"/>
           </w:tcPr>
           <w:p>
+            <w:pPr>
+              <w:spacing w:line="360" w:lineRule="auto" w:before="0" w:after="0"/>
+              <w:ind w:firstLine="0"/>
+              <w:jc w:val="both"/>
+            </w:pPr>
             <w:r>
               <w:rPr>
-                <w:sz w:val="18"/>
+                <w:rFonts w:ascii="Times New Roman" w:hAnsi="Times New Roman" w:eastAsia="Times New Roman" w:cs="Times New Roman"/>
+                <w:b w:val="0"/>
+                <w:sz w:val="22"/>
               </w:rPr>
               <w:t>6 заявок</w:t>
             </w:r>
@@ -766,9 +1147,16 @@
             <w:tcW w:type="dxa" w:w="2880"/>
           </w:tcPr>
           <w:p>
+            <w:pPr>
+              <w:spacing w:line="360" w:lineRule="auto" w:before="0" w:after="0"/>
+              <w:ind w:firstLine="0"/>
+              <w:jc w:val="both"/>
+            </w:pPr>
             <w:r>
               <w:rPr>
-                <w:sz w:val="18"/>
+                <w:rFonts w:ascii="Times New Roman" w:hAnsi="Times New Roman" w:eastAsia="Times New Roman" w:cs="Times New Roman"/>
+                <w:b w:val="0"/>
+                <w:sz w:val="22"/>
               </w:rPr>
             </w:r>
           </w:p>
@@ -780,9 +1168,16 @@
             <w:tcW w:type="dxa" w:w="2880"/>
           </w:tcPr>
           <w:p>
+            <w:pPr>
+              <w:spacing w:line="360" w:lineRule="auto" w:before="0" w:after="0"/>
+              <w:ind w:firstLine="0"/>
+              <w:jc w:val="both"/>
+            </w:pPr>
             <w:r>
               <w:rPr>
-                <w:sz w:val="18"/>
+                <w:rFonts w:ascii="Times New Roman" w:hAnsi="Times New Roman" w:eastAsia="Times New Roman" w:cs="Times New Roman"/>
+                <w:b w:val="0"/>
+                <w:sz w:val="22"/>
               </w:rPr>
               <w:t>Импортировано</w:t>
             </w:r>
@@ -793,9 +1188,16 @@
             <w:tcW w:type="dxa" w:w="2880"/>
           </w:tcPr>
           <w:p>
+            <w:pPr>
+              <w:spacing w:line="360" w:lineRule="auto" w:before="0" w:after="0"/>
+              <w:ind w:firstLine="0"/>
+              <w:jc w:val="both"/>
+            </w:pPr>
             <w:r>
               <w:rPr>
-                <w:sz w:val="18"/>
+                <w:rFonts w:ascii="Times New Roman" w:hAnsi="Times New Roman" w:eastAsia="Times New Roman" w:cs="Times New Roman"/>
+                <w:b w:val="0"/>
+                <w:sz w:val="22"/>
               </w:rPr>
               <w:t>6</w:t>
             </w:r>
@@ -806,9 +1208,16 @@
             <w:tcW w:type="dxa" w:w="2880"/>
           </w:tcPr>
           <w:p>
+            <w:pPr>
+              <w:spacing w:line="360" w:lineRule="auto" w:before="0" w:after="0"/>
+              <w:ind w:firstLine="0"/>
+              <w:jc w:val="both"/>
+            </w:pPr>
             <w:r>
               <w:rPr>
-                <w:sz w:val="18"/>
+                <w:rFonts w:ascii="Times New Roman" w:hAnsi="Times New Roman" w:eastAsia="Times New Roman" w:cs="Times New Roman"/>
+                <w:b w:val="0"/>
+                <w:sz w:val="22"/>
               </w:rPr>
             </w:r>
           </w:p>
@@ -820,9 +1229,16 @@
             <w:tcW w:type="dxa" w:w="2880"/>
           </w:tcPr>
           <w:p>
+            <w:pPr>
+              <w:spacing w:line="360" w:lineRule="auto" w:before="0" w:after="0"/>
+              <w:ind w:firstLine="0"/>
+              <w:jc w:val="both"/>
+            </w:pPr>
             <w:r>
               <w:rPr>
-                <w:sz w:val="18"/>
+                <w:rFonts w:ascii="Times New Roman" w:hAnsi="Times New Roman" w:eastAsia="Times New Roman" w:cs="Times New Roman"/>
+                <w:b w:val="0"/>
+                <w:sz w:val="22"/>
               </w:rPr>
               <w:t>Отклонено</w:t>
             </w:r>
@@ -833,9 +1249,16 @@
             <w:tcW w:type="dxa" w:w="2880"/>
           </w:tcPr>
           <w:p>
+            <w:pPr>
+              <w:spacing w:line="360" w:lineRule="auto" w:before="0" w:after="0"/>
+              <w:ind w:firstLine="0"/>
+              <w:jc w:val="both"/>
+            </w:pPr>
             <w:r>
               <w:rPr>
-                <w:sz w:val="18"/>
+                <w:rFonts w:ascii="Times New Roman" w:hAnsi="Times New Roman" w:eastAsia="Times New Roman" w:cs="Times New Roman"/>
+                <w:b w:val="0"/>
+                <w:sz w:val="22"/>
               </w:rPr>
               <w:t>0</w:t>
             </w:r>
@@ -846,9 +1269,16 @@
             <w:tcW w:type="dxa" w:w="2880"/>
           </w:tcPr>
           <w:p>
+            <w:pPr>
+              <w:spacing w:line="360" w:lineRule="auto" w:before="0" w:after="0"/>
+              <w:ind w:firstLine="0"/>
+              <w:jc w:val="both"/>
+            </w:pPr>
             <w:r>
               <w:rPr>
-                <w:sz w:val="18"/>
+                <w:rFonts w:ascii="Times New Roman" w:hAnsi="Times New Roman" w:eastAsia="Times New Roman" w:cs="Times New Roman"/>
+                <w:b w:val="0"/>
+                <w:sz w:val="22"/>
               </w:rPr>
             </w:r>
           </w:p>
@@ -860,9 +1290,16 @@
             <w:tcW w:type="dxa" w:w="2880"/>
           </w:tcPr>
           <w:p>
+            <w:pPr>
+              <w:spacing w:line="360" w:lineRule="auto" w:before="0" w:after="0"/>
+              <w:ind w:firstLine="0"/>
+              <w:jc w:val="both"/>
+            </w:pPr>
             <w:r>
               <w:rPr>
-                <w:sz w:val="18"/>
+                <w:rFonts w:ascii="Times New Roman" w:hAnsi="Times New Roman" w:eastAsia="Times New Roman" w:cs="Times New Roman"/>
+                <w:b w:val="0"/>
+                <w:sz w:val="22"/>
               </w:rPr>
               <w:t>Повторный импорт</w:t>
             </w:r>
@@ -873,9 +1310,16 @@
             <w:tcW w:type="dxa" w:w="2880"/>
           </w:tcPr>
           <w:p>
+            <w:pPr>
+              <w:spacing w:line="360" w:lineRule="auto" w:before="0" w:after="0"/>
+              <w:ind w:firstLine="0"/>
+              <w:jc w:val="both"/>
+            </w:pPr>
             <w:r>
               <w:rPr>
-                <w:sz w:val="18"/>
+                <w:rFonts w:ascii="Times New Roman" w:hAnsi="Times New Roman" w:eastAsia="Times New Roman" w:cs="Times New Roman"/>
+                <w:b w:val="0"/>
+                <w:sz w:val="22"/>
               </w:rPr>
               <w:t>0 новых строк</w:t>
             </w:r>
@@ -886,9 +1330,16 @@
             <w:tcW w:type="dxa" w:w="2880"/>
           </w:tcPr>
           <w:p>
+            <w:pPr>
+              <w:spacing w:line="360" w:lineRule="auto" w:before="0" w:after="0"/>
+              <w:ind w:firstLine="0"/>
+              <w:jc w:val="both"/>
+            </w:pPr>
             <w:r>
               <w:rPr>
-                <w:sz w:val="18"/>
+                <w:rFonts w:ascii="Times New Roman" w:hAnsi="Times New Roman" w:eastAsia="Times New Roman" w:cs="Times New Roman"/>
+                <w:b w:val="0"/>
+                <w:sz w:val="22"/>
               </w:rPr>
             </w:r>
           </w:p>
@@ -900,9 +1351,16 @@
             <w:tcW w:type="dxa" w:w="2880"/>
           </w:tcPr>
           <w:p>
+            <w:pPr>
+              <w:spacing w:line="360" w:lineRule="auto" w:before="0" w:after="0"/>
+              <w:ind w:firstLine="0"/>
+              <w:jc w:val="both"/>
+            </w:pPr>
             <w:r>
               <w:rPr>
-                <w:sz w:val="18"/>
+                <w:rFonts w:ascii="Times New Roman" w:hAnsi="Times New Roman" w:eastAsia="Times New Roman" w:cs="Times New Roman"/>
+                <w:b w:val="0"/>
+                <w:sz w:val="22"/>
               </w:rPr>
               <w:t>Ошибка email</w:t>
             </w:r>
@@ -913,9 +1371,16 @@
             <w:tcW w:type="dxa" w:w="2880"/>
           </w:tcPr>
           <w:p>
+            <w:pPr>
+              <w:spacing w:line="360" w:lineRule="auto" w:before="0" w:after="0"/>
+              <w:ind w:firstLine="0"/>
+              <w:jc w:val="both"/>
+            </w:pPr>
             <w:r>
               <w:rPr>
-                <w:sz w:val="18"/>
+                <w:rFonts w:ascii="Times New Roman" w:hAnsi="Times New Roman" w:eastAsia="Times New Roman" w:cs="Times New Roman"/>
+                <w:b w:val="0"/>
+                <w:sz w:val="22"/>
               </w:rPr>
               <w:t>строка отклонена с причиной</w:t>
             </w:r>
@@ -926,9 +1391,16 @@
             <w:tcW w:type="dxa" w:w="2880"/>
           </w:tcPr>
           <w:p>
+            <w:pPr>
+              <w:spacing w:line="360" w:lineRule="auto" w:before="0" w:after="0"/>
+              <w:ind w:firstLine="0"/>
+              <w:jc w:val="both"/>
+            </w:pPr>
             <w:r>
               <w:rPr>
-                <w:sz w:val="18"/>
+                <w:rFonts w:ascii="Times New Roman" w:hAnsi="Times New Roman" w:eastAsia="Times New Roman" w:cs="Times New Roman"/>
+                <w:b w:val="0"/>
+                <w:sz w:val="22"/>
               </w:rPr>
             </w:r>
           </w:p>
@@ -940,9 +1412,16 @@
             <w:tcW w:type="dxa" w:w="2880"/>
           </w:tcPr>
           <w:p>
+            <w:pPr>
+              <w:spacing w:line="360" w:lineRule="auto" w:before="0" w:after="0"/>
+              <w:ind w:firstLine="0"/>
+              <w:jc w:val="both"/>
+            </w:pPr>
             <w:r>
               <w:rPr>
-                <w:sz w:val="18"/>
+                <w:rFonts w:ascii="Times New Roman" w:hAnsi="Times New Roman" w:eastAsia="Times New Roman" w:cs="Times New Roman"/>
+                <w:b w:val="0"/>
+                <w:sz w:val="22"/>
               </w:rPr>
               <w:t>Проверка COUNT</w:t>
             </w:r>
@@ -953,9 +1432,16 @@
             <w:tcW w:type="dxa" w:w="2880"/>
           </w:tcPr>
           <w:p>
+            <w:pPr>
+              <w:spacing w:line="360" w:lineRule="auto" w:before="0" w:after="0"/>
+              <w:ind w:firstLine="0"/>
+              <w:jc w:val="both"/>
+            </w:pPr>
             <w:r>
               <w:rPr>
-                <w:sz w:val="18"/>
+                <w:rFonts w:ascii="Times New Roman" w:hAnsi="Times New Roman" w:eastAsia="Times New Roman" w:cs="Times New Roman"/>
+                <w:b w:val="0"/>
+                <w:sz w:val="22"/>
               </w:rPr>
               <w:t>совпало с файлом</w:t>
             </w:r>
@@ -966,9 +1452,16 @@
             <w:tcW w:type="dxa" w:w="2880"/>
           </w:tcPr>
           <w:p>
+            <w:pPr>
+              <w:spacing w:line="360" w:lineRule="auto" w:before="0" w:after="0"/>
+              <w:ind w:firstLine="0"/>
+              <w:jc w:val="both"/>
+            </w:pPr>
             <w:r>
               <w:rPr>
-                <w:sz w:val="18"/>
+                <w:rFonts w:ascii="Times New Roman" w:hAnsi="Times New Roman" w:eastAsia="Times New Roman" w:cs="Times New Roman"/>
+                <w:b w:val="0"/>
+                <w:sz w:val="22"/>
               </w:rPr>
             </w:r>
           </w:p>
@@ -977,10 +1470,16 @@
     </w:tbl>
     <w:p/>
     <w:p>
+      <w:pPr>
+        <w:spacing w:line="360" w:lineRule="auto" w:before="0" w:after="0"/>
+        <w:ind w:firstLine="709"/>
+        <w:jc w:val="both"/>
+      </w:pPr>
       <w:r>
         <w:rPr>
+          <w:rFonts w:ascii="Times New Roman" w:hAnsi="Times New Roman" w:eastAsia="Times New Roman" w:cs="Times New Roman"/>
           <w:b/>
-          <w:sz w:val="24"/>
+          <w:sz w:val="28"/>
         </w:rPr>
         <w:t>Ограничения</w:t>
       </w:r>
@@ -989,6 +1488,7 @@
       <w:tblPr>
         <w:tblStyle w:val="TableGrid"/>
         <w:tblW w:type="auto" w:w="0"/>
+        <w:tblLayout w:type="autofit"/>
         <w:tblLook w:firstColumn="1" w:firstRow="1" w:lastColumn="0" w:lastRow="0" w:noHBand="0" w:noVBand="1" w:val="04A0"/>
       </w:tblPr>
       <w:tblGrid>
@@ -1002,9 +1502,16 @@
             <w:tcW w:type="dxa" w:w="2880"/>
           </w:tcPr>
           <w:p>
+            <w:pPr>
+              <w:spacing w:line="360" w:lineRule="auto" w:before="0" w:after="0"/>
+              <w:ind w:firstLine="0"/>
+              <w:jc w:val="center"/>
+            </w:pPr>
             <w:r>
               <w:rPr>
-                <w:sz w:val="18"/>
+                <w:rFonts w:ascii="Times New Roman" w:hAnsi="Times New Roman" w:eastAsia="Times New Roman" w:cs="Times New Roman"/>
+                <w:b/>
+                <w:sz w:val="22"/>
               </w:rPr>
               <w:t>Ограничение</w:t>
             </w:r>
@@ -1015,9 +1522,16 @@
             <w:tcW w:type="dxa" w:w="2880"/>
           </w:tcPr>
           <w:p>
+            <w:pPr>
+              <w:spacing w:line="360" w:lineRule="auto" w:before="0" w:after="0"/>
+              <w:ind w:firstLine="0"/>
+              <w:jc w:val="center"/>
+            </w:pPr>
             <w:r>
               <w:rPr>
-                <w:sz w:val="18"/>
+                <w:rFonts w:ascii="Times New Roman" w:hAnsi="Times New Roman" w:eastAsia="Times New Roman" w:cs="Times New Roman"/>
+                <w:b/>
+                <w:sz w:val="22"/>
               </w:rPr>
               <w:t>Проверка</w:t>
             </w:r>
@@ -1028,9 +1542,16 @@
             <w:tcW w:type="dxa" w:w="2880"/>
           </w:tcPr>
           <w:p>
+            <w:pPr>
+              <w:spacing w:line="360" w:lineRule="auto" w:before="0" w:after="0"/>
+              <w:ind w:firstLine="0"/>
+              <w:jc w:val="center"/>
+            </w:pPr>
             <w:r>
               <w:rPr>
-                <w:sz w:val="18"/>
+                <w:rFonts w:ascii="Times New Roman" w:hAnsi="Times New Roman" w:eastAsia="Times New Roman" w:cs="Times New Roman"/>
+                <w:b/>
+                <w:sz w:val="22"/>
               </w:rPr>
               <w:t>Ожидаемый результат</w:t>
             </w:r>
@@ -1043,9 +1564,16 @@
             <w:tcW w:type="dxa" w:w="2880"/>
           </w:tcPr>
           <w:p>
+            <w:pPr>
+              <w:spacing w:line="360" w:lineRule="auto" w:before="0" w:after="0"/>
+              <w:ind w:firstLine="0"/>
+              <w:jc w:val="both"/>
+            </w:pPr>
             <w:r>
               <w:rPr>
-                <w:sz w:val="18"/>
+                <w:rFonts w:ascii="Times New Roman" w:hAnsi="Times New Roman" w:eastAsia="Times New Roman" w:cs="Times New Roman"/>
+                <w:b w:val="0"/>
+                <w:sz w:val="22"/>
               </w:rPr>
               <w:t>PRIMARY KEY</w:t>
             </w:r>
@@ -1056,9 +1584,16 @@
             <w:tcW w:type="dxa" w:w="2880"/>
           </w:tcPr>
           <w:p>
+            <w:pPr>
+              <w:spacing w:line="360" w:lineRule="auto" w:before="0" w:after="0"/>
+              <w:ind w:firstLine="0"/>
+              <w:jc w:val="both"/>
+            </w:pPr>
             <w:r>
               <w:rPr>
-                <w:sz w:val="18"/>
+                <w:rFonts w:ascii="Times New Roman" w:hAnsi="Times New Roman" w:eastAsia="Times New Roman" w:cs="Times New Roman"/>
+                <w:b w:val="0"/>
+                <w:sz w:val="22"/>
               </w:rPr>
               <w:t>повтор id</w:t>
             </w:r>
@@ -1069,9 +1604,16 @@
             <w:tcW w:type="dxa" w:w="2880"/>
           </w:tcPr>
           <w:p>
+            <w:pPr>
+              <w:spacing w:line="360" w:lineRule="auto" w:before="0" w:after="0"/>
+              <w:ind w:firstLine="0"/>
+              <w:jc w:val="both"/>
+            </w:pPr>
             <w:r>
               <w:rPr>
-                <w:sz w:val="18"/>
+                <w:rFonts w:ascii="Times New Roman" w:hAnsi="Times New Roman" w:eastAsia="Times New Roman" w:cs="Times New Roman"/>
+                <w:b w:val="0"/>
+                <w:sz w:val="22"/>
               </w:rPr>
               <w:t>отклонено</w:t>
             </w:r>
@@ -1084,9 +1626,16 @@
             <w:tcW w:type="dxa" w:w="2880"/>
           </w:tcPr>
           <w:p>
+            <w:pPr>
+              <w:spacing w:line="360" w:lineRule="auto" w:before="0" w:after="0"/>
+              <w:ind w:firstLine="0"/>
+              <w:jc w:val="both"/>
+            </w:pPr>
             <w:r>
               <w:rPr>
-                <w:sz w:val="18"/>
+                <w:rFonts w:ascii="Times New Roman" w:hAnsi="Times New Roman" w:eastAsia="Times New Roman" w:cs="Times New Roman"/>
+                <w:b w:val="0"/>
+                <w:sz w:val="22"/>
               </w:rPr>
               <w:t>UNIQUE email</w:t>
             </w:r>
@@ -1097,9 +1646,16 @@
             <w:tcW w:type="dxa" w:w="2880"/>
           </w:tcPr>
           <w:p>
+            <w:pPr>
+              <w:spacing w:line="360" w:lineRule="auto" w:before="0" w:after="0"/>
+              <w:ind w:firstLine="0"/>
+              <w:jc w:val="both"/>
+            </w:pPr>
             <w:r>
               <w:rPr>
-                <w:sz w:val="18"/>
+                <w:rFonts w:ascii="Times New Roman" w:hAnsi="Times New Roman" w:eastAsia="Times New Roman" w:cs="Times New Roman"/>
+                <w:b w:val="0"/>
+                <w:sz w:val="22"/>
               </w:rPr>
               <w:t>повтор email</w:t>
             </w:r>
@@ -1110,9 +1666,16 @@
             <w:tcW w:type="dxa" w:w="2880"/>
           </w:tcPr>
           <w:p>
+            <w:pPr>
+              <w:spacing w:line="360" w:lineRule="auto" w:before="0" w:after="0"/>
+              <w:ind w:firstLine="0"/>
+              <w:jc w:val="both"/>
+            </w:pPr>
             <w:r>
               <w:rPr>
-                <w:sz w:val="18"/>
+                <w:rFonts w:ascii="Times New Roman" w:hAnsi="Times New Roman" w:eastAsia="Times New Roman" w:cs="Times New Roman"/>
+                <w:b w:val="0"/>
+                <w:sz w:val="22"/>
               </w:rPr>
               <w:t>отклонено</w:t>
             </w:r>
@@ -1125,9 +1688,16 @@
             <w:tcW w:type="dxa" w:w="2880"/>
           </w:tcPr>
           <w:p>
+            <w:pPr>
+              <w:spacing w:line="360" w:lineRule="auto" w:before="0" w:after="0"/>
+              <w:ind w:firstLine="0"/>
+              <w:jc w:val="both"/>
+            </w:pPr>
             <w:r>
               <w:rPr>
-                <w:sz w:val="18"/>
+                <w:rFonts w:ascii="Times New Roman" w:hAnsi="Times New Roman" w:eastAsia="Times New Roman" w:cs="Times New Roman"/>
+                <w:b w:val="0"/>
+                <w:sz w:val="22"/>
               </w:rPr>
               <w:t>FOREIGN KEY</w:t>
             </w:r>
@@ -1138,9 +1708,16 @@
             <w:tcW w:type="dxa" w:w="2880"/>
           </w:tcPr>
           <w:p>
+            <w:pPr>
+              <w:spacing w:line="360" w:lineRule="auto" w:before="0" w:after="0"/>
+              <w:ind w:firstLine="0"/>
+              <w:jc w:val="both"/>
+            </w:pPr>
             <w:r>
               <w:rPr>
-                <w:sz w:val="18"/>
+                <w:rFonts w:ascii="Times New Roman" w:hAnsi="Times New Roman" w:eastAsia="Times New Roman" w:cs="Times New Roman"/>
+                <w:b w:val="0"/>
+                <w:sz w:val="22"/>
               </w:rPr>
               <w:t>заявка на несуществующее оборудование</w:t>
             </w:r>
@@ -1151,9 +1728,16 @@
             <w:tcW w:type="dxa" w:w="2880"/>
           </w:tcPr>
           <w:p>
+            <w:pPr>
+              <w:spacing w:line="360" w:lineRule="auto" w:before="0" w:after="0"/>
+              <w:ind w:firstLine="0"/>
+              <w:jc w:val="both"/>
+            </w:pPr>
             <w:r>
               <w:rPr>
-                <w:sz w:val="18"/>
+                <w:rFonts w:ascii="Times New Roman" w:hAnsi="Times New Roman" w:eastAsia="Times New Roman" w:cs="Times New Roman"/>
+                <w:b w:val="0"/>
+                <w:sz w:val="22"/>
               </w:rPr>
               <w:t>отклонено</w:t>
             </w:r>
@@ -1166,9 +1750,16 @@
             <w:tcW w:type="dxa" w:w="2880"/>
           </w:tcPr>
           <w:p>
+            <w:pPr>
+              <w:spacing w:line="360" w:lineRule="auto" w:before="0" w:after="0"/>
+              <w:ind w:firstLine="0"/>
+              <w:jc w:val="both"/>
+            </w:pPr>
             <w:r>
               <w:rPr>
-                <w:sz w:val="18"/>
+                <w:rFonts w:ascii="Times New Roman" w:hAnsi="Times New Roman" w:eastAsia="Times New Roman" w:cs="Times New Roman"/>
+                <w:b w:val="0"/>
+                <w:sz w:val="22"/>
               </w:rPr>
               <w:t>CHECK status</w:t>
             </w:r>
@@ -1179,9 +1770,16 @@
             <w:tcW w:type="dxa" w:w="2880"/>
           </w:tcPr>
           <w:p>
+            <w:pPr>
+              <w:spacing w:line="360" w:lineRule="auto" w:before="0" w:after="0"/>
+              <w:ind w:firstLine="0"/>
+              <w:jc w:val="both"/>
+            </w:pPr>
             <w:r>
               <w:rPr>
-                <w:sz w:val="18"/>
+                <w:rFonts w:ascii="Times New Roman" w:hAnsi="Times New Roman" w:eastAsia="Times New Roman" w:cs="Times New Roman"/>
+                <w:b w:val="0"/>
+                <w:sz w:val="22"/>
               </w:rPr>
               <w:t>status = done</w:t>
             </w:r>
@@ -1192,9 +1790,16 @@
             <w:tcW w:type="dxa" w:w="2880"/>
           </w:tcPr>
           <w:p>
+            <w:pPr>
+              <w:spacing w:line="360" w:lineRule="auto" w:before="0" w:after="0"/>
+              <w:ind w:firstLine="0"/>
+              <w:jc w:val="both"/>
+            </w:pPr>
             <w:r>
               <w:rPr>
-                <w:sz w:val="18"/>
+                <w:rFonts w:ascii="Times New Roman" w:hAnsi="Times New Roman" w:eastAsia="Times New Roman" w:cs="Times New Roman"/>
+                <w:b w:val="0"/>
+                <w:sz w:val="22"/>
               </w:rPr>
               <w:t>отклонено</w:t>
             </w:r>
@@ -1207,9 +1812,16 @@
             <w:tcW w:type="dxa" w:w="2880"/>
           </w:tcPr>
           <w:p>
+            <w:pPr>
+              <w:spacing w:line="360" w:lineRule="auto" w:before="0" w:after="0"/>
+              <w:ind w:firstLine="0"/>
+              <w:jc w:val="both"/>
+            </w:pPr>
             <w:r>
               <w:rPr>
-                <w:sz w:val="18"/>
+                <w:rFonts w:ascii="Times New Roman" w:hAnsi="Times New Roman" w:eastAsia="Times New Roman" w:cs="Times New Roman"/>
+                <w:b w:val="0"/>
+                <w:sz w:val="22"/>
               </w:rPr>
               <w:t>CHECK qty</w:t>
             </w:r>
@@ -1220,9 +1832,16 @@
             <w:tcW w:type="dxa" w:w="2880"/>
           </w:tcPr>
           <w:p>
+            <w:pPr>
+              <w:spacing w:line="360" w:lineRule="auto" w:before="0" w:after="0"/>
+              <w:ind w:firstLine="0"/>
+              <w:jc w:val="both"/>
+            </w:pPr>
             <w:r>
               <w:rPr>
-                <w:sz w:val="18"/>
+                <w:rFonts w:ascii="Times New Roman" w:hAnsi="Times New Roman" w:eastAsia="Times New Roman" w:cs="Times New Roman"/>
+                <w:b w:val="0"/>
+                <w:sz w:val="22"/>
               </w:rPr>
               <w:t>qty = 0</w:t>
             </w:r>
@@ -1233,9 +1852,16 @@
             <w:tcW w:type="dxa" w:w="2880"/>
           </w:tcPr>
           <w:p>
+            <w:pPr>
+              <w:spacing w:line="360" w:lineRule="auto" w:before="0" w:after="0"/>
+              <w:ind w:firstLine="0"/>
+              <w:jc w:val="both"/>
+            </w:pPr>
             <w:r>
               <w:rPr>
-                <w:sz w:val="18"/>
+                <w:rFonts w:ascii="Times New Roman" w:hAnsi="Times New Roman" w:eastAsia="Times New Roman" w:cs="Times New Roman"/>
+                <w:b w:val="0"/>
+                <w:sz w:val="22"/>
               </w:rPr>
               <w:t>отклонено</w:t>
             </w:r>
@@ -1248,9 +1874,16 @@
             <w:tcW w:type="dxa" w:w="2880"/>
           </w:tcPr>
           <w:p>
+            <w:pPr>
+              <w:spacing w:line="360" w:lineRule="auto" w:before="0" w:after="0"/>
+              <w:ind w:firstLine="0"/>
+              <w:jc w:val="both"/>
+            </w:pPr>
             <w:r>
               <w:rPr>
-                <w:sz w:val="18"/>
+                <w:rFonts w:ascii="Times New Roman" w:hAnsi="Times New Roman" w:eastAsia="Times New Roman" w:cs="Times New Roman"/>
+                <w:b w:val="0"/>
+                <w:sz w:val="22"/>
               </w:rPr>
               <w:t>ON DELETE RESTRICT</w:t>
             </w:r>
@@ -1261,9 +1894,16 @@
             <w:tcW w:type="dxa" w:w="2880"/>
           </w:tcPr>
           <w:p>
+            <w:pPr>
+              <w:spacing w:line="360" w:lineRule="auto" w:before="0" w:after="0"/>
+              <w:ind w:firstLine="0"/>
+              <w:jc w:val="both"/>
+            </w:pPr>
             <w:r>
               <w:rPr>
-                <w:sz w:val="18"/>
+                <w:rFonts w:ascii="Times New Roman" w:hAnsi="Times New Roman" w:eastAsia="Times New Roman" w:cs="Times New Roman"/>
+                <w:b w:val="0"/>
+                <w:sz w:val="22"/>
               </w:rPr>
               <w:t>удалить клиента с заявками</w:t>
             </w:r>
@@ -1274,9 +1914,16 @@
             <w:tcW w:type="dxa" w:w="2880"/>
           </w:tcPr>
           <w:p>
+            <w:pPr>
+              <w:spacing w:line="360" w:lineRule="auto" w:before="0" w:after="0"/>
+              <w:ind w:firstLine="0"/>
+              <w:jc w:val="both"/>
+            </w:pPr>
             <w:r>
               <w:rPr>
-                <w:sz w:val="18"/>
+                <w:rFonts w:ascii="Times New Roman" w:hAnsi="Times New Roman" w:eastAsia="Times New Roman" w:cs="Times New Roman"/>
+                <w:b w:val="0"/>
+                <w:sz w:val="22"/>
               </w:rPr>
               <w:t>отклонено</w:t>
             </w:r>
@@ -1286,22 +1933,31 @@
     </w:tbl>
     <w:p/>
     <w:p>
+      <w:pPr>
+        <w:spacing w:line="360" w:lineRule="auto" w:before="0" w:after="0"/>
+        <w:ind w:firstLine="709"/>
+        <w:jc w:val="both"/>
+      </w:pPr>
       <w:r>
         <w:rPr>
+          <w:rFonts w:ascii="Times New Roman" w:hAnsi="Times New Roman" w:eastAsia="Times New Roman" w:cs="Times New Roman"/>
           <w:b/>
-          <w:sz w:val="24"/>
+          <w:sz w:val="28"/>
         </w:rPr>
         <w:t>Скриншоты выполнения работы</w:t>
       </w:r>
     </w:p>
     <w:p>
       <w:pPr>
+        <w:spacing w:line="360" w:lineRule="auto" w:before="0" w:after="0"/>
+        <w:ind w:firstLine="0"/>
         <w:jc w:val="center"/>
       </w:pPr>
       <w:r>
         <w:rPr>
+          <w:rFonts w:ascii="Times New Roman" w:hAnsi="Times New Roman" w:eastAsia="Times New Roman" w:cs="Times New Roman"/>
           <w:i/>
-          <w:sz w:val="22"/>
+          <w:sz w:val="28"/>
         </w:rPr>
         <w:t>[ Место для скриншота: ER-диаграмма в 3НФ ]</w:t>
       </w:r>
@@ -1309,12 +1965,15 @@
     <w:p/>
     <w:p>
       <w:pPr>
+        <w:spacing w:line="360" w:lineRule="auto" w:before="0" w:after="0"/>
+        <w:ind w:firstLine="0"/>
         <w:jc w:val="center"/>
       </w:pPr>
       <w:r>
         <w:rPr>
+          <w:rFonts w:ascii="Times New Roman" w:hAnsi="Times New Roman" w:eastAsia="Times New Roman" w:cs="Times New Roman"/>
           <w:i/>
-          <w:sz w:val="22"/>
+          <w:sz w:val="28"/>
         </w:rPr>
         <w:t>[ Место для скриншота: список таблиц и .schema ]</w:t>
       </w:r>
@@ -1322,12 +1981,15 @@
     <w:p/>
     <w:p>
       <w:pPr>
+        <w:spacing w:line="360" w:lineRule="auto" w:before="0" w:after="0"/>
+        <w:ind w:firstLine="0"/>
         <w:jc w:val="center"/>
       </w:pPr>
       <w:r>
         <w:rPr>
+          <w:rFonts w:ascii="Times New Roman" w:hAnsi="Times New Roman" w:eastAsia="Times New Roman" w:cs="Times New Roman"/>
           <w:i/>
-          <w:sz w:val="22"/>
+          <w:sz w:val="28"/>
         </w:rPr>
         <w:t>[ Место для скриншота: импорт JSON и сообщение об успехе ]</w:t>
       </w:r>
@@ -1335,12 +1997,15 @@
     <w:p/>
     <w:p>
       <w:pPr>
+        <w:spacing w:line="360" w:lineRule="auto" w:before="0" w:after="0"/>
+        <w:ind w:firstLine="0"/>
         <w:jc w:val="center"/>
       </w:pPr>
       <w:r>
         <w:rPr>
+          <w:rFonts w:ascii="Times New Roman" w:hAnsi="Times New Roman" w:eastAsia="Times New Roman" w:cs="Times New Roman"/>
           <w:i/>
-          <w:sz w:val="22"/>
+          <w:sz w:val="28"/>
         </w:rPr>
         <w:t>[ Место для скриншота: ошибка ограничения CHECK ]</w:t>
       </w:r>
@@ -1348,84 +2013,132 @@
     <w:p/>
     <w:p>
       <w:pPr>
+        <w:spacing w:line="360" w:lineRule="auto" w:before="0" w:after="0"/>
+        <w:ind w:firstLine="0"/>
         <w:jc w:val="center"/>
       </w:pPr>
       <w:r>
         <w:rPr>
+          <w:rFonts w:ascii="Times New Roman" w:hAnsi="Times New Roman" w:eastAsia="Times New Roman" w:cs="Times New Roman"/>
           <w:i/>
-          <w:sz w:val="22"/>
+          <w:sz w:val="28"/>
         </w:rPr>
         <w:t>[ Место для скриншота: результат JOIN-запроса ]</w:t>
       </w:r>
     </w:p>
     <w:p/>
     <w:p>
+      <w:pPr>
+        <w:pStyle w:val="Heading1"/>
+        <w:keepNext/>
+        <w:keepLines/>
+        <w:spacing w:line="240" w:lineRule="auto" w:before="240" w:after="0"/>
+        <w:ind w:firstLine="0" w:left="0"/>
+        <w:jc w:val="both"/>
+      </w:pPr>
       <w:r>
         <w:rPr>
-          <w:b/>
-          <w:sz w:val="24"/>
+          <w:rFonts w:ascii="Times New Roman" w:hAnsi="Times New Roman" w:eastAsia="Times New Roman" w:cs="Times New Roman"/>
+          <w:b w:val="0"/>
+          <w:sz w:val="28"/>
         </w:rPr>
         <w:t>Вывод</w:t>
       </w:r>
     </w:p>
     <w:p>
+      <w:pPr>
+        <w:spacing w:line="360" w:lineRule="auto" w:before="0" w:after="0"/>
+        <w:ind w:firstLine="709"/>
+        <w:jc w:val="both"/>
+      </w:pPr>
       <w:r>
         <w:rPr>
+          <w:rFonts w:ascii="Times New Roman" w:hAnsi="Times New Roman" w:eastAsia="Times New Roman" w:cs="Times New Roman"/>
           <w:b w:val="0"/>
-          <w:sz w:val="24"/>
+          <w:sz w:val="28"/>
         </w:rPr>
         <w:t>Почему заявка не хранит название оборудования и имя клиента? Что произойдёт при повторном импорте без ключа? Как вы проверяли, что база соответствует ER-модели?</w:t>
       </w:r>
     </w:p>
     <w:p>
+      <w:pPr>
+        <w:spacing w:line="360" w:lineRule="auto" w:before="0" w:after="0"/>
+        <w:ind w:firstLine="709"/>
+        <w:jc w:val="both"/>
+      </w:pPr>
       <w:r>
         <w:rPr>
+          <w:rFonts w:ascii="Times New Roman" w:hAnsi="Times New Roman" w:eastAsia="Times New Roman" w:cs="Times New Roman"/>
           <w:b w:val="0"/>
-          <w:sz w:val="24"/>
+          <w:sz w:val="28"/>
         </w:rPr>
         <w:t>________________________________________________________________________</w:t>
       </w:r>
     </w:p>
     <w:p>
+      <w:pPr>
+        <w:spacing w:line="360" w:lineRule="auto" w:before="0" w:after="0"/>
+        <w:ind w:firstLine="709"/>
+        <w:jc w:val="both"/>
+      </w:pPr>
       <w:r>
         <w:rPr>
+          <w:rFonts w:ascii="Times New Roman" w:hAnsi="Times New Roman" w:eastAsia="Times New Roman" w:cs="Times New Roman"/>
           <w:b w:val="0"/>
-          <w:sz w:val="24"/>
+          <w:sz w:val="28"/>
         </w:rPr>
         <w:t>________________________________________________________________________</w:t>
       </w:r>
     </w:p>
     <w:p>
+      <w:pPr>
+        <w:spacing w:line="360" w:lineRule="auto" w:before="0" w:after="0"/>
+        <w:ind w:firstLine="709"/>
+        <w:jc w:val="both"/>
+      </w:pPr>
       <w:r>
         <w:rPr>
+          <w:rFonts w:ascii="Times New Roman" w:hAnsi="Times New Roman" w:eastAsia="Times New Roman" w:cs="Times New Roman"/>
           <w:b w:val="0"/>
-          <w:sz w:val="24"/>
+          <w:sz w:val="28"/>
         </w:rPr>
         <w:t>________________________________________________________________________</w:t>
       </w:r>
     </w:p>
     <w:p>
+      <w:pPr>
+        <w:spacing w:line="360" w:lineRule="auto" w:before="0" w:after="0"/>
+        <w:ind w:firstLine="709"/>
+        <w:jc w:val="both"/>
+      </w:pPr>
       <w:r>
         <w:rPr>
+          <w:rFonts w:ascii="Times New Roman" w:hAnsi="Times New Roman" w:eastAsia="Times New Roman" w:cs="Times New Roman"/>
           <w:b w:val="0"/>
-          <w:sz w:val="24"/>
+          <w:sz w:val="28"/>
         </w:rPr>
         <w:t>________________________________________________________________________</w:t>
       </w:r>
     </w:p>
     <w:p>
+      <w:pPr>
+        <w:spacing w:line="360" w:lineRule="auto" w:before="0" w:after="0"/>
+        <w:ind w:firstLine="709"/>
+        <w:jc w:val="both"/>
+      </w:pPr>
       <w:r>
         <w:rPr>
+          <w:rFonts w:ascii="Times New Roman" w:hAnsi="Times New Roman" w:eastAsia="Times New Roman" w:cs="Times New Roman"/>
           <w:b w:val="0"/>
-          <w:sz w:val="24"/>
+          <w:sz w:val="28"/>
         </w:rPr>
         <w:t>________________________________________________________________________</w:t>
       </w:r>
     </w:p>
     <w:p/>
     <w:sectPr>
-      <w:pgSz w:w="12240" w:h="15840"/>
-      <w:pgMar w:top="1440" w:right="1800" w:bottom="1440" w:left="1800" w:header="720" w:footer="720" w:gutter="0"/>
+      <w:pgSz w:w="11906" w:h="16838"/>
+      <w:pgMar w:top="1134" w:right="850" w:bottom="1134" w:left="1701" w:header="720" w:footer="720" w:gutter="0"/>
       <w:cols w:space="720"/>
       <w:docGrid w:linePitch="360"/>
     </w:sectPr>
@@ -1796,9 +2509,14 @@
     <w:name w:val="Normal"/>
     <w:qFormat/>
     <w:rsid w:val="00FC693F"/>
+    <w:pPr>
+      <w:spacing w:line="360" w:lineRule="auto" w:before="0" w:after="0"/>
+      <w:ind w:firstLine="709"/>
+      <w:jc w:val="both"/>
+    </w:pPr>
     <w:rPr>
-      <w:rFonts w:ascii="Times New Roman" w:hAnsi="Times New Roman"/>
-      <w:sz w:val="24"/>
+      <w:rFonts w:ascii="Times New Roman" w:hAnsi="Times New Roman" w:eastAsia="Times New Roman" w:cs="Times New Roman"/>
+      <w:sz w:val="28"/>
     </w:rPr>
   </w:style>
   <w:style w:type="paragraph" w:styleId="Header">
@@ -1856,12 +2574,14 @@
     <w:pPr>
       <w:keepNext/>
       <w:keepLines/>
-      <w:spacing w:before="480" w:after="0"/>
+      <w:spacing w:before="240" w:after="0" w:line="240" w:lineRule="auto"/>
+      <w:ind w:firstLine="0" w:left="0"/>
+      <w:jc w:val="both"/>
       <w:outlineLvl w:val="0"/>
     </w:pPr>
     <w:rPr>
-      <w:rFonts w:asciiTheme="majorHAnsi" w:eastAsiaTheme="majorEastAsia" w:hAnsiTheme="majorHAnsi" w:cstheme="majorBidi"/>
-      <w:b/>
+      <w:rFonts w:asciiTheme="majorHAnsi" w:eastAsiaTheme="majorEastAsia" w:hAnsiTheme="majorHAnsi" w:cstheme="majorBidi" w:ascii="Times New Roman" w:hAnsi="Times New Roman" w:eastAsia="Times New Roman" w:cs="Times New Roman"/>
+      <w:b w:val="0"/>
       <w:bCs/>
       <w:color w:val="365F91" w:themeColor="accent1" w:themeShade="BF"/>
       <w:sz w:val="28"/>
@@ -1880,15 +2600,17 @@
     <w:pPr>
       <w:keepNext/>
       <w:keepLines/>
-      <w:spacing w:before="200" w:after="0"/>
+      <w:spacing w:before="40" w:after="0" w:line="240" w:lineRule="auto"/>
+      <w:ind w:firstLine="0" w:left="0"/>
+      <w:jc w:val="left"/>
       <w:outlineLvl w:val="1"/>
     </w:pPr>
     <w:rPr>
-      <w:rFonts w:asciiTheme="majorHAnsi" w:eastAsiaTheme="majorEastAsia" w:hAnsiTheme="majorHAnsi" w:cstheme="majorBidi"/>
+      <w:rFonts w:asciiTheme="majorHAnsi" w:eastAsiaTheme="majorEastAsia" w:hAnsiTheme="majorHAnsi" w:cstheme="majorBidi" w:ascii="Times New Roman" w:hAnsi="Times New Roman" w:eastAsia="Times New Roman" w:cs="Times New Roman"/>
       <w:b/>
       <w:bCs/>
       <w:color w:val="4F81BD" w:themeColor="accent1"/>
-      <w:sz w:val="26"/>
+      <w:sz w:val="28"/>
       <w:szCs w:val="26"/>
     </w:rPr>
   </w:style>
@@ -2218,9 +2940,14 @@
     <w:qFormat/>
     <w:rsid w:val="00FC693F"/>
     <w:pPr>
-      <w:ind w:left="720"/>
+      <w:spacing w:line="360" w:lineRule="auto" w:before="0" w:after="0"/>
+      <w:ind w:left="709" w:firstLine="0"/>
       <w:contextualSpacing/>
     </w:pPr>
+    <w:rPr>
+      <w:rFonts w:ascii="Times New Roman" w:hAnsi="Times New Roman" w:eastAsia="Times New Roman" w:cs="Times New Roman"/>
+      <w:sz w:val="28"/>
+    </w:rPr>
   </w:style>
   <w:style w:type="paragraph" w:styleId="BodyText">
     <w:name w:val="Body Text"/>

--- a/courses/4/uifis/dist/reports/UIFIS_practice-15_report-template.docx
+++ b/courses/4/uifis/dist/reports/UIFIS_practice-15_report-template.docx
@@ -12,6 +12,7 @@
         <w:rPr>
           <w:rFonts w:ascii="Times New Roman" w:hAnsi="Times New Roman" w:eastAsia="Times New Roman" w:cs="Times New Roman"/>
           <w:b/>
+          <w:color w:val="000000"/>
           <w:sz w:val="28"/>
         </w:rPr>
         <w:t>Устройство и функционирование информационной системы (МДК.06.03)</w:t>
@@ -27,6 +28,7 @@
         <w:rPr>
           <w:rFonts w:ascii="Times New Roman" w:hAnsi="Times New Roman" w:eastAsia="Times New Roman" w:cs="Times New Roman"/>
           <w:b/>
+          <w:color w:val="000000"/>
           <w:sz w:val="28"/>
         </w:rPr>
         <w:t>Отчёт по практической работе 15</w:t>
@@ -42,6 +44,7 @@
         <w:rPr>
           <w:rFonts w:ascii="Times New Roman" w:hAnsi="Times New Roman" w:eastAsia="Times New Roman" w:cs="Times New Roman"/>
           <w:b w:val="0"/>
+          <w:color w:val="000000"/>
           <w:sz w:val="28"/>
         </w:rPr>
         <w:t>Тема: ER-модель и 3НФ; База данных и импорт JSON</w:t>
@@ -58,6 +61,7 @@
         <w:rPr>
           <w:rFonts w:ascii="Times New Roman" w:hAnsi="Times New Roman" w:eastAsia="Times New Roman" w:cs="Times New Roman"/>
           <w:b w:val="0"/>
+          <w:color w:val="000000"/>
           <w:sz w:val="28"/>
         </w:rPr>
         <w:t>ФИО студента: ______________________________________</w:t>
@@ -73,6 +77,7 @@
         <w:rPr>
           <w:rFonts w:ascii="Times New Roman" w:hAnsi="Times New Roman" w:eastAsia="Times New Roman" w:cs="Times New Roman"/>
           <w:b w:val="0"/>
+          <w:color w:val="000000"/>
           <w:sz w:val="28"/>
         </w:rPr>
         <w:t>Группа: ______________________  Дата: _______________</w:t>
@@ -84,14 +89,16 @@
         <w:pStyle w:val="Heading1"/>
         <w:keepNext/>
         <w:keepLines/>
+        <w:pageBreakBefore/>
         <w:spacing w:line="240" w:lineRule="auto" w:before="240" w:after="0"/>
-        <w:ind w:firstLine="0" w:left="0"/>
+        <w:ind w:left="0" w:firstLine="0"/>
         <w:jc w:val="both"/>
       </w:pPr>
       <w:r>
         <w:rPr>
           <w:rFonts w:ascii="Times New Roman" w:hAnsi="Times New Roman" w:eastAsia="Times New Roman" w:cs="Times New Roman"/>
           <w:b w:val="0"/>
+          <w:color w:val="000000"/>
           <w:sz w:val="28"/>
         </w:rPr>
         <w:t>Цель работы</w:t>
@@ -107,6 +114,7 @@
         <w:rPr>
           <w:rFonts w:ascii="Times New Roman" w:hAnsi="Times New Roman" w:eastAsia="Times New Roman" w:cs="Times New Roman"/>
           <w:b w:val="0"/>
+          <w:color w:val="000000"/>
           <w:sz w:val="28"/>
         </w:rPr>
         <w:t>Спроектировать ER-модель заявок на обслуживание, привести её к третьей нормальной форме, создать базу SQLite с ограничениями, импортировать подготовленный JSON и проверить целостность и выборки.</w:t>
@@ -119,13 +127,14 @@
         <w:keepNext/>
         <w:keepLines/>
         <w:spacing w:line="240" w:lineRule="auto" w:before="240" w:after="0"/>
-        <w:ind w:firstLine="0" w:left="0"/>
+        <w:ind w:left="0" w:firstLine="0"/>
         <w:jc w:val="both"/>
       </w:pPr>
       <w:r>
         <w:rPr>
           <w:rFonts w:ascii="Times New Roman" w:hAnsi="Times New Roman" w:eastAsia="Times New Roman" w:cs="Times New Roman"/>
           <w:b w:val="0"/>
+          <w:color w:val="000000"/>
           <w:sz w:val="28"/>
         </w:rPr>
         <w:t>Ход работы</w:t>
@@ -141,6 +150,7 @@
         <w:rPr>
           <w:rFonts w:ascii="Times New Roman" w:hAnsi="Times New Roman" w:eastAsia="Times New Roman" w:cs="Times New Roman"/>
           <w:b/>
+          <w:color w:val="000000"/>
           <w:sz w:val="28"/>
         </w:rPr>
         <w:t>Сущности и связи</w:t>
@@ -174,6 +184,7 @@
               <w:rPr>
                 <w:rFonts w:ascii="Times New Roman" w:hAnsi="Times New Roman" w:eastAsia="Times New Roman" w:cs="Times New Roman"/>
                 <w:b/>
+                <w:color w:val="000000"/>
                 <w:sz w:val="22"/>
               </w:rPr>
               <w:t>Сущность</w:t>
@@ -194,6 +205,7 @@
               <w:rPr>
                 <w:rFonts w:ascii="Times New Roman" w:hAnsi="Times New Roman" w:eastAsia="Times New Roman" w:cs="Times New Roman"/>
                 <w:b/>
+                <w:color w:val="000000"/>
                 <w:sz w:val="22"/>
               </w:rPr>
               <w:t>Ключ</w:t>
@@ -214,6 +226,7 @@
               <w:rPr>
                 <w:rFonts w:ascii="Times New Roman" w:hAnsi="Times New Roman" w:eastAsia="Times New Roman" w:cs="Times New Roman"/>
                 <w:b/>
+                <w:color w:val="000000"/>
                 <w:sz w:val="22"/>
               </w:rPr>
               <w:t>Поля</w:t>
@@ -234,6 +247,7 @@
               <w:rPr>
                 <w:rFonts w:ascii="Times New Roman" w:hAnsi="Times New Roman" w:eastAsia="Times New Roman" w:cs="Times New Roman"/>
                 <w:b/>
+                <w:color w:val="000000"/>
                 <w:sz w:val="22"/>
               </w:rPr>
               <w:t>Связи</w:t>
@@ -256,6 +270,7 @@
               <w:rPr>
                 <w:rFonts w:ascii="Times New Roman" w:hAnsi="Times New Roman" w:eastAsia="Times New Roman" w:cs="Times New Roman"/>
                 <w:b w:val="0"/>
+                <w:color w:val="000000"/>
                 <w:sz w:val="22"/>
               </w:rPr>
               <w:t>Клиент</w:t>
@@ -276,6 +291,7 @@
               <w:rPr>
                 <w:rFonts w:ascii="Times New Roman" w:hAnsi="Times New Roman" w:eastAsia="Times New Roman" w:cs="Times New Roman"/>
                 <w:b w:val="0"/>
+                <w:color w:val="000000"/>
                 <w:sz w:val="22"/>
               </w:rPr>
               <w:t>client_id</w:t>
@@ -296,6 +312,7 @@
               <w:rPr>
                 <w:rFonts w:ascii="Times New Roman" w:hAnsi="Times New Roman" w:eastAsia="Times New Roman" w:cs="Times New Roman"/>
                 <w:b w:val="0"/>
+                <w:color w:val="000000"/>
                 <w:sz w:val="22"/>
               </w:rPr>
               <w:t>name, email, phone</w:t>
@@ -316,6 +333,7 @@
               <w:rPr>
                 <w:rFonts w:ascii="Times New Roman" w:hAnsi="Times New Roman" w:eastAsia="Times New Roman" w:cs="Times New Roman"/>
                 <w:b w:val="0"/>
+                <w:color w:val="000000"/>
                 <w:sz w:val="22"/>
               </w:rPr>
               <w:t>один ко многим с заявкой</w:t>
@@ -338,6 +356,7 @@
               <w:rPr>
                 <w:rFonts w:ascii="Times New Roman" w:hAnsi="Times New Roman" w:eastAsia="Times New Roman" w:cs="Times New Roman"/>
                 <w:b w:val="0"/>
+                <w:color w:val="000000"/>
                 <w:sz w:val="22"/>
               </w:rPr>
               <w:t>Оборудование</w:t>
@@ -358,6 +377,7 @@
               <w:rPr>
                 <w:rFonts w:ascii="Times New Roman" w:hAnsi="Times New Roman" w:eastAsia="Times New Roman" w:cs="Times New Roman"/>
                 <w:b w:val="0"/>
+                <w:color w:val="000000"/>
                 <w:sz w:val="22"/>
               </w:rPr>
               <w:t>equipment_id</w:t>
@@ -378,6 +398,7 @@
               <w:rPr>
                 <w:rFonts w:ascii="Times New Roman" w:hAnsi="Times New Roman" w:eastAsia="Times New Roman" w:cs="Times New Roman"/>
                 <w:b w:val="0"/>
+                <w:color w:val="000000"/>
                 <w:sz w:val="22"/>
               </w:rPr>
               <w:t>client_id, model, serial_no</w:t>
@@ -398,6 +419,7 @@
               <w:rPr>
                 <w:rFonts w:ascii="Times New Roman" w:hAnsi="Times New Roman" w:eastAsia="Times New Roman" w:cs="Times New Roman"/>
                 <w:b w:val="0"/>
+                <w:color w:val="000000"/>
                 <w:sz w:val="22"/>
               </w:rPr>
               <w:t>многие к клиенту</w:t>
@@ -420,6 +442,7 @@
               <w:rPr>
                 <w:rFonts w:ascii="Times New Roman" w:hAnsi="Times New Roman" w:eastAsia="Times New Roman" w:cs="Times New Roman"/>
                 <w:b w:val="0"/>
+                <w:color w:val="000000"/>
                 <w:sz w:val="22"/>
               </w:rPr>
               <w:t>Заявка</w:t>
@@ -440,6 +463,7 @@
               <w:rPr>
                 <w:rFonts w:ascii="Times New Roman" w:hAnsi="Times New Roman" w:eastAsia="Times New Roman" w:cs="Times New Roman"/>
                 <w:b w:val="0"/>
+                <w:color w:val="000000"/>
                 <w:sz w:val="22"/>
               </w:rPr>
               <w:t>request_id</w:t>
@@ -460,6 +484,7 @@
               <w:rPr>
                 <w:rFonts w:ascii="Times New Roman" w:hAnsi="Times New Roman" w:eastAsia="Times New Roman" w:cs="Times New Roman"/>
                 <w:b w:val="0"/>
+                <w:color w:val="000000"/>
                 <w:sz w:val="22"/>
               </w:rPr>
               <w:t>equipment_id, created_at, status, priority</w:t>
@@ -480,6 +505,7 @@
               <w:rPr>
                 <w:rFonts w:ascii="Times New Roman" w:hAnsi="Times New Roman" w:eastAsia="Times New Roman" w:cs="Times New Roman"/>
                 <w:b w:val="0"/>
+                <w:color w:val="000000"/>
                 <w:sz w:val="22"/>
               </w:rPr>
               <w:t>многие к оборудованию</w:t>
@@ -502,6 +528,7 @@
               <w:rPr>
                 <w:rFonts w:ascii="Times New Roman" w:hAnsi="Times New Roman" w:eastAsia="Times New Roman" w:cs="Times New Roman"/>
                 <w:b w:val="0"/>
+                <w:color w:val="000000"/>
                 <w:sz w:val="22"/>
               </w:rPr>
               <w:t>Работа</w:t>
@@ -522,6 +549,7 @@
               <w:rPr>
                 <w:rFonts w:ascii="Times New Roman" w:hAnsi="Times New Roman" w:eastAsia="Times New Roman" w:cs="Times New Roman"/>
                 <w:b w:val="0"/>
+                <w:color w:val="000000"/>
                 <w:sz w:val="22"/>
               </w:rPr>
               <w:t>work_id</w:t>
@@ -542,6 +570,7 @@
               <w:rPr>
                 <w:rFonts w:ascii="Times New Roman" w:hAnsi="Times New Roman" w:eastAsia="Times New Roman" w:cs="Times New Roman"/>
                 <w:b w:val="0"/>
+                <w:color w:val="000000"/>
                 <w:sz w:val="22"/>
               </w:rPr>
               <w:t>request_id, description, hours, cost</w:t>
@@ -562,6 +591,7 @@
               <w:rPr>
                 <w:rFonts w:ascii="Times New Roman" w:hAnsi="Times New Roman" w:eastAsia="Times New Roman" w:cs="Times New Roman"/>
                 <w:b w:val="0"/>
+                <w:color w:val="000000"/>
                 <w:sz w:val="22"/>
               </w:rPr>
               <w:t>многие к заявке</w:t>
@@ -584,6 +614,7 @@
               <w:rPr>
                 <w:rFonts w:ascii="Times New Roman" w:hAnsi="Times New Roman" w:eastAsia="Times New Roman" w:cs="Times New Roman"/>
                 <w:b w:val="0"/>
+                <w:color w:val="000000"/>
                 <w:sz w:val="22"/>
               </w:rPr>
               <w:t>Запчасть</w:t>
@@ -604,6 +635,7 @@
               <w:rPr>
                 <w:rFonts w:ascii="Times New Roman" w:hAnsi="Times New Roman" w:eastAsia="Times New Roman" w:cs="Times New Roman"/>
                 <w:b w:val="0"/>
+                <w:color w:val="000000"/>
                 <w:sz w:val="22"/>
               </w:rPr>
               <w:t>part_id</w:t>
@@ -624,6 +656,7 @@
               <w:rPr>
                 <w:rFonts w:ascii="Times New Roman" w:hAnsi="Times New Roman" w:eastAsia="Times New Roman" w:cs="Times New Roman"/>
                 <w:b w:val="0"/>
+                <w:color w:val="000000"/>
                 <w:sz w:val="22"/>
               </w:rPr>
               <w:t>name, price, stock</w:t>
@@ -644,6 +677,7 @@
               <w:rPr>
                 <w:rFonts w:ascii="Times New Roman" w:hAnsi="Times New Roman" w:eastAsia="Times New Roman" w:cs="Times New Roman"/>
                 <w:b w:val="0"/>
+                <w:color w:val="000000"/>
                 <w:sz w:val="22"/>
               </w:rPr>
               <w:t>многие ко многим через расход</w:t>
@@ -666,6 +700,7 @@
               <w:rPr>
                 <w:rFonts w:ascii="Times New Roman" w:hAnsi="Times New Roman" w:eastAsia="Times New Roman" w:cs="Times New Roman"/>
                 <w:b w:val="0"/>
+                <w:color w:val="000000"/>
                 <w:sz w:val="22"/>
               </w:rPr>
               <w:t>Расход</w:t>
@@ -686,6 +721,7 @@
               <w:rPr>
                 <w:rFonts w:ascii="Times New Roman" w:hAnsi="Times New Roman" w:eastAsia="Times New Roman" w:cs="Times New Roman"/>
                 <w:b w:val="0"/>
+                <w:color w:val="000000"/>
                 <w:sz w:val="22"/>
               </w:rPr>
               <w:t>usage_id</w:t>
@@ -706,6 +742,7 @@
               <w:rPr>
                 <w:rFonts w:ascii="Times New Roman" w:hAnsi="Times New Roman" w:eastAsia="Times New Roman" w:cs="Times New Roman"/>
                 <w:b w:val="0"/>
+                <w:color w:val="000000"/>
                 <w:sz w:val="22"/>
               </w:rPr>
               <w:t>work_id, part_id, qty</w:t>
@@ -726,6 +763,7 @@
               <w:rPr>
                 <w:rFonts w:ascii="Times New Roman" w:hAnsi="Times New Roman" w:eastAsia="Times New Roman" w:cs="Times New Roman"/>
                 <w:b w:val="0"/>
+                <w:color w:val="000000"/>
                 <w:sz w:val="22"/>
               </w:rPr>
               <w:t>многие к работе и запчасти</w:t>
@@ -745,6 +783,7 @@
         <w:rPr>
           <w:rFonts w:ascii="Times New Roman" w:hAnsi="Times New Roman" w:eastAsia="Times New Roman" w:cs="Times New Roman"/>
           <w:b/>
+          <w:color w:val="000000"/>
           <w:sz w:val="28"/>
         </w:rPr>
         <w:t>Нормализация</w:t>
@@ -777,6 +816,7 @@
               <w:rPr>
                 <w:rFonts w:ascii="Times New Roman" w:hAnsi="Times New Roman" w:eastAsia="Times New Roman" w:cs="Times New Roman"/>
                 <w:b/>
+                <w:color w:val="000000"/>
                 <w:sz w:val="22"/>
               </w:rPr>
               <w:t>Форма</w:t>
@@ -797,6 +837,7 @@
               <w:rPr>
                 <w:rFonts w:ascii="Times New Roman" w:hAnsi="Times New Roman" w:eastAsia="Times New Roman" w:cs="Times New Roman"/>
                 <w:b/>
+                <w:color w:val="000000"/>
                 <w:sz w:val="22"/>
               </w:rPr>
               <w:t>Проверка</w:t>
@@ -817,6 +858,7 @@
               <w:rPr>
                 <w:rFonts w:ascii="Times New Roman" w:hAnsi="Times New Roman" w:eastAsia="Times New Roman" w:cs="Times New Roman"/>
                 <w:b/>
+                <w:color w:val="000000"/>
                 <w:sz w:val="22"/>
               </w:rPr>
               <w:t>Что исправить</w:t>
@@ -839,6 +881,7 @@
               <w:rPr>
                 <w:rFonts w:ascii="Times New Roman" w:hAnsi="Times New Roman" w:eastAsia="Times New Roman" w:cs="Times New Roman"/>
                 <w:b w:val="0"/>
+                <w:color w:val="000000"/>
                 <w:sz w:val="22"/>
               </w:rPr>
               <w:t>1НФ</w:t>
@@ -859,6 +902,7 @@
               <w:rPr>
                 <w:rFonts w:ascii="Times New Roman" w:hAnsi="Times New Roman" w:eastAsia="Times New Roman" w:cs="Times New Roman"/>
                 <w:b w:val="0"/>
+                <w:color w:val="000000"/>
                 <w:sz w:val="22"/>
               </w:rPr>
               <w:t>нет списков и повторяющихся групп</w:t>
@@ -879,6 +923,7 @@
               <w:rPr>
                 <w:rFonts w:ascii="Times New Roman" w:hAnsi="Times New Roman" w:eastAsia="Times New Roman" w:cs="Times New Roman"/>
                 <w:b w:val="0"/>
+                <w:color w:val="000000"/>
                 <w:sz w:val="22"/>
               </w:rPr>
               <w:t>вынести запчасти в отдельную таблицу</w:t>
@@ -901,6 +946,7 @@
               <w:rPr>
                 <w:rFonts w:ascii="Times New Roman" w:hAnsi="Times New Roman" w:eastAsia="Times New Roman" w:cs="Times New Roman"/>
                 <w:b w:val="0"/>
+                <w:color w:val="000000"/>
                 <w:sz w:val="22"/>
               </w:rPr>
               <w:t>2НФ</w:t>
@@ -921,6 +967,7 @@
               <w:rPr>
                 <w:rFonts w:ascii="Times New Roman" w:hAnsi="Times New Roman" w:eastAsia="Times New Roman" w:cs="Times New Roman"/>
                 <w:b w:val="0"/>
+                <w:color w:val="000000"/>
                 <w:sz w:val="22"/>
               </w:rPr>
               <w:t>неключевые поля зависят от всего ключа</w:t>
@@ -941,6 +988,7 @@
               <w:rPr>
                 <w:rFonts w:ascii="Times New Roman" w:hAnsi="Times New Roman" w:eastAsia="Times New Roman" w:cs="Times New Roman"/>
                 <w:b w:val="0"/>
+                <w:color w:val="000000"/>
                 <w:sz w:val="22"/>
               </w:rPr>
               <w:t>разделить работу и расход</w:t>
@@ -963,6 +1011,7 @@
               <w:rPr>
                 <w:rFonts w:ascii="Times New Roman" w:hAnsi="Times New Roman" w:eastAsia="Times New Roman" w:cs="Times New Roman"/>
                 <w:b w:val="0"/>
+                <w:color w:val="000000"/>
                 <w:sz w:val="22"/>
               </w:rPr>
               <w:t>3НФ</w:t>
@@ -983,6 +1032,7 @@
               <w:rPr>
                 <w:rFonts w:ascii="Times New Roman" w:hAnsi="Times New Roman" w:eastAsia="Times New Roman" w:cs="Times New Roman"/>
                 <w:b w:val="0"/>
+                <w:color w:val="000000"/>
                 <w:sz w:val="22"/>
               </w:rPr>
               <w:t>нет зависимости неключевого от неключевого</w:t>
@@ -1003,6 +1053,7 @@
               <w:rPr>
                 <w:rFonts w:ascii="Times New Roman" w:hAnsi="Times New Roman" w:eastAsia="Times New Roman" w:cs="Times New Roman"/>
                 <w:b w:val="0"/>
+                <w:color w:val="000000"/>
                 <w:sz w:val="22"/>
               </w:rPr>
               <w:t>вынести клиента и оборудование</w:t>
@@ -1022,6 +1073,7 @@
         <w:rPr>
           <w:rFonts w:ascii="Times New Roman" w:hAnsi="Times New Roman" w:eastAsia="Times New Roman" w:cs="Times New Roman"/>
           <w:b/>
+          <w:color w:val="000000"/>
           <w:sz w:val="28"/>
         </w:rPr>
         <w:t>Импорт JSON</w:t>
@@ -1054,6 +1106,7 @@
               <w:rPr>
                 <w:rFonts w:ascii="Times New Roman" w:hAnsi="Times New Roman" w:eastAsia="Times New Roman" w:cs="Times New Roman"/>
                 <w:b/>
+                <w:color w:val="000000"/>
                 <w:sz w:val="22"/>
               </w:rPr>
               <w:t>Показатель</w:t>
@@ -1074,6 +1127,7 @@
               <w:rPr>
                 <w:rFonts w:ascii="Times New Roman" w:hAnsi="Times New Roman" w:eastAsia="Times New Roman" w:cs="Times New Roman"/>
                 <w:b/>
+                <w:color w:val="000000"/>
                 <w:sz w:val="22"/>
               </w:rPr>
               <w:t>Ожидание</w:t>
@@ -1094,6 +1148,7 @@
               <w:rPr>
                 <w:rFonts w:ascii="Times New Roman" w:hAnsi="Times New Roman" w:eastAsia="Times New Roman" w:cs="Times New Roman"/>
                 <w:b/>
+                <w:color w:val="000000"/>
                 <w:sz w:val="22"/>
               </w:rPr>
               <w:t>Факт</w:t>
@@ -1116,6 +1171,7 @@
               <w:rPr>
                 <w:rFonts w:ascii="Times New Roman" w:hAnsi="Times New Roman" w:eastAsia="Times New Roman" w:cs="Times New Roman"/>
                 <w:b w:val="0"/>
+                <w:color w:val="000000"/>
                 <w:sz w:val="22"/>
               </w:rPr>
               <w:t>Строк в файле</w:t>
@@ -1136,6 +1192,7 @@
               <w:rPr>
                 <w:rFonts w:ascii="Times New Roman" w:hAnsi="Times New Roman" w:eastAsia="Times New Roman" w:cs="Times New Roman"/>
                 <w:b w:val="0"/>
+                <w:color w:val="000000"/>
                 <w:sz w:val="22"/>
               </w:rPr>
               <w:t>6 заявок</w:t>
@@ -1156,6 +1213,7 @@
               <w:rPr>
                 <w:rFonts w:ascii="Times New Roman" w:hAnsi="Times New Roman" w:eastAsia="Times New Roman" w:cs="Times New Roman"/>
                 <w:b w:val="0"/>
+                <w:color w:val="000000"/>
                 <w:sz w:val="22"/>
               </w:rPr>
             </w:r>
@@ -1177,6 +1235,7 @@
               <w:rPr>
                 <w:rFonts w:ascii="Times New Roman" w:hAnsi="Times New Roman" w:eastAsia="Times New Roman" w:cs="Times New Roman"/>
                 <w:b w:val="0"/>
+                <w:color w:val="000000"/>
                 <w:sz w:val="22"/>
               </w:rPr>
               <w:t>Импортировано</w:t>
@@ -1197,6 +1256,7 @@
               <w:rPr>
                 <w:rFonts w:ascii="Times New Roman" w:hAnsi="Times New Roman" w:eastAsia="Times New Roman" w:cs="Times New Roman"/>
                 <w:b w:val="0"/>
+                <w:color w:val="000000"/>
                 <w:sz w:val="22"/>
               </w:rPr>
               <w:t>6</w:t>
@@ -1217,6 +1277,7 @@
               <w:rPr>
                 <w:rFonts w:ascii="Times New Roman" w:hAnsi="Times New Roman" w:eastAsia="Times New Roman" w:cs="Times New Roman"/>
                 <w:b w:val="0"/>
+                <w:color w:val="000000"/>
                 <w:sz w:val="22"/>
               </w:rPr>
             </w:r>
@@ -1238,6 +1299,7 @@
               <w:rPr>
                 <w:rFonts w:ascii="Times New Roman" w:hAnsi="Times New Roman" w:eastAsia="Times New Roman" w:cs="Times New Roman"/>
                 <w:b w:val="0"/>
+                <w:color w:val="000000"/>
                 <w:sz w:val="22"/>
               </w:rPr>
               <w:t>Отклонено</w:t>
@@ -1258,6 +1320,7 @@
               <w:rPr>
                 <w:rFonts w:ascii="Times New Roman" w:hAnsi="Times New Roman" w:eastAsia="Times New Roman" w:cs="Times New Roman"/>
                 <w:b w:val="0"/>
+                <w:color w:val="000000"/>
                 <w:sz w:val="22"/>
               </w:rPr>
               <w:t>0</w:t>
@@ -1278,6 +1341,7 @@
               <w:rPr>
                 <w:rFonts w:ascii="Times New Roman" w:hAnsi="Times New Roman" w:eastAsia="Times New Roman" w:cs="Times New Roman"/>
                 <w:b w:val="0"/>
+                <w:color w:val="000000"/>
                 <w:sz w:val="22"/>
               </w:rPr>
             </w:r>
@@ -1299,6 +1363,7 @@
               <w:rPr>
                 <w:rFonts w:ascii="Times New Roman" w:hAnsi="Times New Roman" w:eastAsia="Times New Roman" w:cs="Times New Roman"/>
                 <w:b w:val="0"/>
+                <w:color w:val="000000"/>
                 <w:sz w:val="22"/>
               </w:rPr>
               <w:t>Повторный импорт</w:t>
@@ -1319,6 +1384,7 @@
               <w:rPr>
                 <w:rFonts w:ascii="Times New Roman" w:hAnsi="Times New Roman" w:eastAsia="Times New Roman" w:cs="Times New Roman"/>
                 <w:b w:val="0"/>
+                <w:color w:val="000000"/>
                 <w:sz w:val="22"/>
               </w:rPr>
               <w:t>0 новых строк</w:t>
@@ -1339,6 +1405,7 @@
               <w:rPr>
                 <w:rFonts w:ascii="Times New Roman" w:hAnsi="Times New Roman" w:eastAsia="Times New Roman" w:cs="Times New Roman"/>
                 <w:b w:val="0"/>
+                <w:color w:val="000000"/>
                 <w:sz w:val="22"/>
               </w:rPr>
             </w:r>
@@ -1360,6 +1427,7 @@
               <w:rPr>
                 <w:rFonts w:ascii="Times New Roman" w:hAnsi="Times New Roman" w:eastAsia="Times New Roman" w:cs="Times New Roman"/>
                 <w:b w:val="0"/>
+                <w:color w:val="000000"/>
                 <w:sz w:val="22"/>
               </w:rPr>
               <w:t>Ошибка email</w:t>
@@ -1380,6 +1448,7 @@
               <w:rPr>
                 <w:rFonts w:ascii="Times New Roman" w:hAnsi="Times New Roman" w:eastAsia="Times New Roman" w:cs="Times New Roman"/>
                 <w:b w:val="0"/>
+                <w:color w:val="000000"/>
                 <w:sz w:val="22"/>
               </w:rPr>
               <w:t>строка отклонена с причиной</w:t>
@@ -1400,6 +1469,7 @@
               <w:rPr>
                 <w:rFonts w:ascii="Times New Roman" w:hAnsi="Times New Roman" w:eastAsia="Times New Roman" w:cs="Times New Roman"/>
                 <w:b w:val="0"/>
+                <w:color w:val="000000"/>
                 <w:sz w:val="22"/>
               </w:rPr>
             </w:r>
@@ -1421,6 +1491,7 @@
               <w:rPr>
                 <w:rFonts w:ascii="Times New Roman" w:hAnsi="Times New Roman" w:eastAsia="Times New Roman" w:cs="Times New Roman"/>
                 <w:b w:val="0"/>
+                <w:color w:val="000000"/>
                 <w:sz w:val="22"/>
               </w:rPr>
               <w:t>Проверка COUNT</w:t>
@@ -1441,6 +1512,7 @@
               <w:rPr>
                 <w:rFonts w:ascii="Times New Roman" w:hAnsi="Times New Roman" w:eastAsia="Times New Roman" w:cs="Times New Roman"/>
                 <w:b w:val="0"/>
+                <w:color w:val="000000"/>
                 <w:sz w:val="22"/>
               </w:rPr>
               <w:t>совпало с файлом</w:t>
@@ -1461,6 +1533,7 @@
               <w:rPr>
                 <w:rFonts w:ascii="Times New Roman" w:hAnsi="Times New Roman" w:eastAsia="Times New Roman" w:cs="Times New Roman"/>
                 <w:b w:val="0"/>
+                <w:color w:val="000000"/>
                 <w:sz w:val="22"/>
               </w:rPr>
             </w:r>
@@ -1479,6 +1552,7 @@
         <w:rPr>
           <w:rFonts w:ascii="Times New Roman" w:hAnsi="Times New Roman" w:eastAsia="Times New Roman" w:cs="Times New Roman"/>
           <w:b/>
+          <w:color w:val="000000"/>
           <w:sz w:val="28"/>
         </w:rPr>
         <w:t>Ограничения</w:t>
@@ -1511,6 +1585,7 @@
               <w:rPr>
                 <w:rFonts w:ascii="Times New Roman" w:hAnsi="Times New Roman" w:eastAsia="Times New Roman" w:cs="Times New Roman"/>
                 <w:b/>
+                <w:color w:val="000000"/>
                 <w:sz w:val="22"/>
               </w:rPr>
               <w:t>Ограничение</w:t>
@@ -1531,6 +1606,7 @@
               <w:rPr>
                 <w:rFonts w:ascii="Times New Roman" w:hAnsi="Times New Roman" w:eastAsia="Times New Roman" w:cs="Times New Roman"/>
                 <w:b/>
+                <w:color w:val="000000"/>
                 <w:sz w:val="22"/>
               </w:rPr>
               <w:t>Проверка</w:t>
@@ -1551,6 +1627,7 @@
               <w:rPr>
                 <w:rFonts w:ascii="Times New Roman" w:hAnsi="Times New Roman" w:eastAsia="Times New Roman" w:cs="Times New Roman"/>
                 <w:b/>
+                <w:color w:val="000000"/>
                 <w:sz w:val="22"/>
               </w:rPr>
               <w:t>Ожидаемый результат</w:t>
@@ -1573,6 +1650,7 @@
               <w:rPr>
                 <w:rFonts w:ascii="Times New Roman" w:hAnsi="Times New Roman" w:eastAsia="Times New Roman" w:cs="Times New Roman"/>
                 <w:b w:val="0"/>
+                <w:color w:val="000000"/>
                 <w:sz w:val="22"/>
               </w:rPr>
               <w:t>PRIMARY KEY</w:t>
@@ -1593,6 +1671,7 @@
               <w:rPr>
                 <w:rFonts w:ascii="Times New Roman" w:hAnsi="Times New Roman" w:eastAsia="Times New Roman" w:cs="Times New Roman"/>
                 <w:b w:val="0"/>
+                <w:color w:val="000000"/>
                 <w:sz w:val="22"/>
               </w:rPr>
               <w:t>повтор id</w:t>
@@ -1613,6 +1692,7 @@
               <w:rPr>
                 <w:rFonts w:ascii="Times New Roman" w:hAnsi="Times New Roman" w:eastAsia="Times New Roman" w:cs="Times New Roman"/>
                 <w:b w:val="0"/>
+                <w:color w:val="000000"/>
                 <w:sz w:val="22"/>
               </w:rPr>
               <w:t>отклонено</w:t>
@@ -1635,6 +1715,7 @@
               <w:rPr>
                 <w:rFonts w:ascii="Times New Roman" w:hAnsi="Times New Roman" w:eastAsia="Times New Roman" w:cs="Times New Roman"/>
                 <w:b w:val="0"/>
+                <w:color w:val="000000"/>
                 <w:sz w:val="22"/>
               </w:rPr>
               <w:t>UNIQUE email</w:t>
@@ -1655,6 +1736,7 @@
               <w:rPr>
                 <w:rFonts w:ascii="Times New Roman" w:hAnsi="Times New Roman" w:eastAsia="Times New Roman" w:cs="Times New Roman"/>
                 <w:b w:val="0"/>
+                <w:color w:val="000000"/>
                 <w:sz w:val="22"/>
               </w:rPr>
               <w:t>повтор email</w:t>
@@ -1675,6 +1757,7 @@
               <w:rPr>
                 <w:rFonts w:ascii="Times New Roman" w:hAnsi="Times New Roman" w:eastAsia="Times New Roman" w:cs="Times New Roman"/>
                 <w:b w:val="0"/>
+                <w:color w:val="000000"/>
                 <w:sz w:val="22"/>
               </w:rPr>
               <w:t>отклонено</w:t>
@@ -1697,6 +1780,7 @@
               <w:rPr>
                 <w:rFonts w:ascii="Times New Roman" w:hAnsi="Times New Roman" w:eastAsia="Times New Roman" w:cs="Times New Roman"/>
                 <w:b w:val="0"/>
+                <w:color w:val="000000"/>
                 <w:sz w:val="22"/>
               </w:rPr>
               <w:t>FOREIGN KEY</w:t>
@@ -1717,6 +1801,7 @@
               <w:rPr>
                 <w:rFonts w:ascii="Times New Roman" w:hAnsi="Times New Roman" w:eastAsia="Times New Roman" w:cs="Times New Roman"/>
                 <w:b w:val="0"/>
+                <w:color w:val="000000"/>
                 <w:sz w:val="22"/>
               </w:rPr>
               <w:t>заявка на несуществующее оборудование</w:t>
@@ -1737,6 +1822,7 @@
               <w:rPr>
                 <w:rFonts w:ascii="Times New Roman" w:hAnsi="Times New Roman" w:eastAsia="Times New Roman" w:cs="Times New Roman"/>
                 <w:b w:val="0"/>
+                <w:color w:val="000000"/>
                 <w:sz w:val="22"/>
               </w:rPr>
               <w:t>отклонено</w:t>
@@ -1759,6 +1845,7 @@
               <w:rPr>
                 <w:rFonts w:ascii="Times New Roman" w:hAnsi="Times New Roman" w:eastAsia="Times New Roman" w:cs="Times New Roman"/>
                 <w:b w:val="0"/>
+                <w:color w:val="000000"/>
                 <w:sz w:val="22"/>
               </w:rPr>
               <w:t>CHECK status</w:t>
@@ -1779,6 +1866,7 @@
               <w:rPr>
                 <w:rFonts w:ascii="Times New Roman" w:hAnsi="Times New Roman" w:eastAsia="Times New Roman" w:cs="Times New Roman"/>
                 <w:b w:val="0"/>
+                <w:color w:val="000000"/>
                 <w:sz w:val="22"/>
               </w:rPr>
               <w:t>status = done</w:t>
@@ -1799,6 +1887,7 @@
               <w:rPr>
                 <w:rFonts w:ascii="Times New Roman" w:hAnsi="Times New Roman" w:eastAsia="Times New Roman" w:cs="Times New Roman"/>
                 <w:b w:val="0"/>
+                <w:color w:val="000000"/>
                 <w:sz w:val="22"/>
               </w:rPr>
               <w:t>отклонено</w:t>
@@ -1821,6 +1910,7 @@
               <w:rPr>
                 <w:rFonts w:ascii="Times New Roman" w:hAnsi="Times New Roman" w:eastAsia="Times New Roman" w:cs="Times New Roman"/>
                 <w:b w:val="0"/>
+                <w:color w:val="000000"/>
                 <w:sz w:val="22"/>
               </w:rPr>
               <w:t>CHECK qty</w:t>
@@ -1841,6 +1931,7 @@
               <w:rPr>
                 <w:rFonts w:ascii="Times New Roman" w:hAnsi="Times New Roman" w:eastAsia="Times New Roman" w:cs="Times New Roman"/>
                 <w:b w:val="0"/>
+                <w:color w:val="000000"/>
                 <w:sz w:val="22"/>
               </w:rPr>
               <w:t>qty = 0</w:t>
@@ -1861,6 +1952,7 @@
               <w:rPr>
                 <w:rFonts w:ascii="Times New Roman" w:hAnsi="Times New Roman" w:eastAsia="Times New Roman" w:cs="Times New Roman"/>
                 <w:b w:val="0"/>
+                <w:color w:val="000000"/>
                 <w:sz w:val="22"/>
               </w:rPr>
               <w:t>отклонено</w:t>
@@ -1883,6 +1975,7 @@
               <w:rPr>
                 <w:rFonts w:ascii="Times New Roman" w:hAnsi="Times New Roman" w:eastAsia="Times New Roman" w:cs="Times New Roman"/>
                 <w:b w:val="0"/>
+                <w:color w:val="000000"/>
                 <w:sz w:val="22"/>
               </w:rPr>
               <w:t>ON DELETE RESTRICT</w:t>
@@ -1903,6 +1996,7 @@
               <w:rPr>
                 <w:rFonts w:ascii="Times New Roman" w:hAnsi="Times New Roman" w:eastAsia="Times New Roman" w:cs="Times New Roman"/>
                 <w:b w:val="0"/>
+                <w:color w:val="000000"/>
                 <w:sz w:val="22"/>
               </w:rPr>
               <w:t>удалить клиента с заявками</w:t>
@@ -1923,6 +2017,7 @@
               <w:rPr>
                 <w:rFonts w:ascii="Times New Roman" w:hAnsi="Times New Roman" w:eastAsia="Times New Roman" w:cs="Times New Roman"/>
                 <w:b w:val="0"/>
+                <w:color w:val="000000"/>
                 <w:sz w:val="22"/>
               </w:rPr>
               <w:t>отклонено</w:t>
@@ -1942,6 +2037,7 @@
         <w:rPr>
           <w:rFonts w:ascii="Times New Roman" w:hAnsi="Times New Roman" w:eastAsia="Times New Roman" w:cs="Times New Roman"/>
           <w:b/>
+          <w:color w:val="000000"/>
           <w:sz w:val="28"/>
         </w:rPr>
         <w:t>Скриншоты выполнения работы</w:t>
@@ -1957,6 +2053,7 @@
         <w:rPr>
           <w:rFonts w:ascii="Times New Roman" w:hAnsi="Times New Roman" w:eastAsia="Times New Roman" w:cs="Times New Roman"/>
           <w:i/>
+          <w:color w:val="000000"/>
           <w:sz w:val="28"/>
         </w:rPr>
         <w:t>[ Место для скриншота: ER-диаграмма в 3НФ ]</w:t>
@@ -1973,6 +2070,7 @@
         <w:rPr>
           <w:rFonts w:ascii="Times New Roman" w:hAnsi="Times New Roman" w:eastAsia="Times New Roman" w:cs="Times New Roman"/>
           <w:i/>
+          <w:color w:val="000000"/>
           <w:sz w:val="28"/>
         </w:rPr>
         <w:t>[ Место для скриншота: список таблиц и .schema ]</w:t>
@@ -1989,6 +2087,7 @@
         <w:rPr>
           <w:rFonts w:ascii="Times New Roman" w:hAnsi="Times New Roman" w:eastAsia="Times New Roman" w:cs="Times New Roman"/>
           <w:i/>
+          <w:color w:val="000000"/>
           <w:sz w:val="28"/>
         </w:rPr>
         <w:t>[ Место для скриншота: импорт JSON и сообщение об успехе ]</w:t>
@@ -2005,6 +2104,7 @@
         <w:rPr>
           <w:rFonts w:ascii="Times New Roman" w:hAnsi="Times New Roman" w:eastAsia="Times New Roman" w:cs="Times New Roman"/>
           <w:i/>
+          <w:color w:val="000000"/>
           <w:sz w:val="28"/>
         </w:rPr>
         <w:t>[ Место для скриншота: ошибка ограничения CHECK ]</w:t>
@@ -2021,6 +2121,7 @@
         <w:rPr>
           <w:rFonts w:ascii="Times New Roman" w:hAnsi="Times New Roman" w:eastAsia="Times New Roman" w:cs="Times New Roman"/>
           <w:i/>
+          <w:color w:val="000000"/>
           <w:sz w:val="28"/>
         </w:rPr>
         <w:t>[ Место для скриншота: результат JOIN-запроса ]</w:t>
@@ -2033,13 +2134,14 @@
         <w:keepNext/>
         <w:keepLines/>
         <w:spacing w:line="240" w:lineRule="auto" w:before="240" w:after="0"/>
-        <w:ind w:firstLine="0" w:left="0"/>
+        <w:ind w:left="0" w:firstLine="0"/>
         <w:jc w:val="both"/>
       </w:pPr>
       <w:r>
         <w:rPr>
           <w:rFonts w:ascii="Times New Roman" w:hAnsi="Times New Roman" w:eastAsia="Times New Roman" w:cs="Times New Roman"/>
           <w:b w:val="0"/>
+          <w:color w:val="000000"/>
           <w:sz w:val="28"/>
         </w:rPr>
         <w:t>Вывод</w:t>
@@ -2055,6 +2157,7 @@
         <w:rPr>
           <w:rFonts w:ascii="Times New Roman" w:hAnsi="Times New Roman" w:eastAsia="Times New Roman" w:cs="Times New Roman"/>
           <w:b w:val="0"/>
+          <w:color w:val="000000"/>
           <w:sz w:val="28"/>
         </w:rPr>
         <w:t>Почему заявка не хранит название оборудования и имя клиента? Что произойдёт при повторном импорте без ключа? Как вы проверяли, что база соответствует ER-модели?</w:t>
@@ -2070,9 +2173,9 @@
         <w:rPr>
           <w:rFonts w:ascii="Times New Roman" w:hAnsi="Times New Roman" w:eastAsia="Times New Roman" w:cs="Times New Roman"/>
           <w:b w:val="0"/>
+          <w:color w:val="000000"/>
           <w:sz w:val="28"/>
         </w:rPr>
-        <w:t>________________________________________________________________________</w:t>
       </w:r>
     </w:p>
     <w:p>
@@ -2085,9 +2188,9 @@
         <w:rPr>
           <w:rFonts w:ascii="Times New Roman" w:hAnsi="Times New Roman" w:eastAsia="Times New Roman" w:cs="Times New Roman"/>
           <w:b w:val="0"/>
+          <w:color w:val="000000"/>
           <w:sz w:val="28"/>
         </w:rPr>
-        <w:t>________________________________________________________________________</w:t>
       </w:r>
     </w:p>
     <w:p>
@@ -2100,9 +2203,9 @@
         <w:rPr>
           <w:rFonts w:ascii="Times New Roman" w:hAnsi="Times New Roman" w:eastAsia="Times New Roman" w:cs="Times New Roman"/>
           <w:b w:val="0"/>
+          <w:color w:val="000000"/>
           <w:sz w:val="28"/>
         </w:rPr>
-        <w:t>________________________________________________________________________</w:t>
       </w:r>
     </w:p>
     <w:p>
@@ -2115,9 +2218,9 @@
         <w:rPr>
           <w:rFonts w:ascii="Times New Roman" w:hAnsi="Times New Roman" w:eastAsia="Times New Roman" w:cs="Times New Roman"/>
           <w:b w:val="0"/>
+          <w:color w:val="000000"/>
           <w:sz w:val="28"/>
         </w:rPr>
-        <w:t>________________________________________________________________________</w:t>
       </w:r>
     </w:p>
     <w:p>
@@ -2130,9 +2233,9 @@
         <w:rPr>
           <w:rFonts w:ascii="Times New Roman" w:hAnsi="Times New Roman" w:eastAsia="Times New Roman" w:cs="Times New Roman"/>
           <w:b w:val="0"/>
+          <w:color w:val="000000"/>
           <w:sz w:val="28"/>
         </w:rPr>
-        <w:t>________________________________________________________________________</w:t>
       </w:r>
     </w:p>
     <w:p/>
@@ -2516,6 +2619,7 @@
     </w:pPr>
     <w:rPr>
       <w:rFonts w:ascii="Times New Roman" w:hAnsi="Times New Roman" w:eastAsia="Times New Roman" w:cs="Times New Roman"/>
+      <w:color w:val="000000"/>
       <w:sz w:val="28"/>
     </w:rPr>
   </w:style>
@@ -2575,7 +2679,7 @@
       <w:keepNext/>
       <w:keepLines/>
       <w:spacing w:before="240" w:after="0" w:line="240" w:lineRule="auto"/>
-      <w:ind w:firstLine="0" w:left="0"/>
+      <w:ind w:left="0" w:firstLine="0"/>
       <w:jc w:val="both"/>
       <w:outlineLvl w:val="0"/>
     </w:pPr>
@@ -2583,7 +2687,7 @@
       <w:rFonts w:asciiTheme="majorHAnsi" w:eastAsiaTheme="majorEastAsia" w:hAnsiTheme="majorHAnsi" w:cstheme="majorBidi" w:ascii="Times New Roman" w:hAnsi="Times New Roman" w:eastAsia="Times New Roman" w:cs="Times New Roman"/>
       <w:b w:val="0"/>
       <w:bCs/>
-      <w:color w:val="365F91" w:themeColor="accent1" w:themeShade="BF"/>
+      <w:color w:val="000000"/>
       <w:sz w:val="28"/>
       <w:szCs w:val="28"/>
     </w:rPr>
@@ -2601,7 +2705,7 @@
       <w:keepNext/>
       <w:keepLines/>
       <w:spacing w:before="40" w:after="0" w:line="240" w:lineRule="auto"/>
-      <w:ind w:firstLine="0" w:left="0"/>
+      <w:ind w:left="0" w:firstLine="0"/>
       <w:jc w:val="left"/>
       <w:outlineLvl w:val="1"/>
     </w:pPr>
@@ -2609,7 +2713,7 @@
       <w:rFonts w:asciiTheme="majorHAnsi" w:eastAsiaTheme="majorEastAsia" w:hAnsiTheme="majorHAnsi" w:cstheme="majorBidi" w:ascii="Times New Roman" w:hAnsi="Times New Roman" w:eastAsia="Times New Roman" w:cs="Times New Roman"/>
       <w:b/>
       <w:bCs/>
-      <w:color w:val="4F81BD" w:themeColor="accent1"/>
+      <w:color w:val="000000"/>
       <w:sz w:val="28"/>
       <w:szCs w:val="26"/>
     </w:rPr>
@@ -2946,6 +3050,7 @@
     </w:pPr>
     <w:rPr>
       <w:rFonts w:ascii="Times New Roman" w:hAnsi="Times New Roman" w:eastAsia="Times New Roman" w:cs="Times New Roman"/>
+      <w:color w:val="000000"/>
       <w:sz w:val="28"/>
     </w:rPr>
   </w:style>
